--- a/Paket Sertifikasi ATEX & Manual/IECEx_ATEX_Certification_Information_Requirements_GLD.docx
+++ b/Paket Sertifikasi ATEX & Manual/IECEx_ATEX_Certification_Information_Requirements_GLD.docx
@@ -612,7 +612,7 @@
       <w:r>
         <w:fldChar w:fldCharType="separate"/>
       </w:r>
-      <w:hyperlink w:anchor="_Toc240979388" w:history="1">
+      <w:hyperlink w:anchor="_Toc240981280" w:history="1">
         <w:r>
           <w:rPr>
             <w:rStyle w:val="Hyperlink"/>
@@ -639,7 +639,7 @@
             <w:noProof/>
             <w:webHidden/>
           </w:rPr>
-          <w:instrText xml:space="preserve"> PAGEREF _Toc240979388 \h </w:instrText>
+          <w:instrText xml:space="preserve"> PAGEREF _Toc240981280 \h </w:instrText>
         </w:r>
         <w:r>
           <w:rPr>
@@ -680,7 +680,7 @@
           <w:noProof/>
         </w:rPr>
       </w:pPr>
-      <w:hyperlink w:anchor="_Toc240979389" w:history="1">
+      <w:hyperlink w:anchor="_Toc240981281" w:history="1">
         <w:r>
           <w:rPr>
             <w:rStyle w:val="Hyperlink"/>
@@ -707,7 +707,7 @@
             <w:noProof/>
             <w:webHidden/>
           </w:rPr>
-          <w:instrText xml:space="preserve"> PAGEREF _Toc240979389 \h </w:instrText>
+          <w:instrText xml:space="preserve"> PAGEREF _Toc240981281 \h </w:instrText>
         </w:r>
         <w:r>
           <w:rPr>
@@ -748,7 +748,7 @@
           <w:noProof/>
         </w:rPr>
       </w:pPr>
-      <w:hyperlink w:anchor="_Toc240979390" w:history="1">
+      <w:hyperlink w:anchor="_Toc240981282" w:history="1">
         <w:r>
           <w:rPr>
             <w:rStyle w:val="Hyperlink"/>
@@ -775,7 +775,7 @@
             <w:noProof/>
             <w:webHidden/>
           </w:rPr>
-          <w:instrText xml:space="preserve"> PAGEREF _Toc240979390 \h </w:instrText>
+          <w:instrText xml:space="preserve"> PAGEREF _Toc240981282 \h </w:instrText>
         </w:r>
         <w:r>
           <w:rPr>
@@ -816,7 +816,7 @@
           <w:noProof/>
         </w:rPr>
       </w:pPr>
-      <w:hyperlink w:anchor="_Toc240979391" w:history="1">
+      <w:hyperlink w:anchor="_Toc240981283" w:history="1">
         <w:r>
           <w:rPr>
             <w:rStyle w:val="Hyperlink"/>
@@ -843,7 +843,7 @@
             <w:noProof/>
             <w:webHidden/>
           </w:rPr>
-          <w:instrText xml:space="preserve"> PAGEREF _Toc240979391 \h </w:instrText>
+          <w:instrText xml:space="preserve"> PAGEREF _Toc240981283 \h </w:instrText>
         </w:r>
         <w:r>
           <w:rPr>
@@ -884,7 +884,7 @@
           <w:noProof/>
         </w:rPr>
       </w:pPr>
-      <w:hyperlink w:anchor="_Toc240979392" w:history="1">
+      <w:hyperlink w:anchor="_Toc240981284" w:history="1">
         <w:r>
           <w:rPr>
             <w:rStyle w:val="Hyperlink"/>
@@ -911,7 +911,7 @@
             <w:noProof/>
             <w:webHidden/>
           </w:rPr>
-          <w:instrText xml:space="preserve"> PAGEREF _Toc240979392 \h </w:instrText>
+          <w:instrText xml:space="preserve"> PAGEREF _Toc240981284 \h </w:instrText>
         </w:r>
         <w:r>
           <w:rPr>
@@ -952,7 +952,7 @@
           <w:noProof/>
         </w:rPr>
       </w:pPr>
-      <w:hyperlink w:anchor="_Toc240979393" w:history="1">
+      <w:hyperlink w:anchor="_Toc240981285" w:history="1">
         <w:r>
           <w:rPr>
             <w:rStyle w:val="Hyperlink"/>
@@ -979,7 +979,7 @@
             <w:noProof/>
             <w:webHidden/>
           </w:rPr>
-          <w:instrText xml:space="preserve"> PAGEREF _Toc240979393 \h </w:instrText>
+          <w:instrText xml:space="preserve"> PAGEREF _Toc240981285 \h </w:instrText>
         </w:r>
         <w:r>
           <w:rPr>
@@ -1020,7 +1020,7 @@
           <w:noProof/>
         </w:rPr>
       </w:pPr>
-      <w:hyperlink w:anchor="_Toc240979394" w:history="1">
+      <w:hyperlink w:anchor="_Toc240981286" w:history="1">
         <w:r>
           <w:rPr>
             <w:rStyle w:val="Hyperlink"/>
@@ -1047,7 +1047,7 @@
             <w:noProof/>
             <w:webHidden/>
           </w:rPr>
-          <w:instrText xml:space="preserve"> PAGEREF _Toc240979394 \h </w:instrText>
+          <w:instrText xml:space="preserve"> PAGEREF _Toc240981286 \h </w:instrText>
         </w:r>
         <w:r>
           <w:rPr>
@@ -1088,7 +1088,7 @@
           <w:noProof/>
         </w:rPr>
       </w:pPr>
-      <w:hyperlink w:anchor="_Toc240979395" w:history="1">
+      <w:hyperlink w:anchor="_Toc240981287" w:history="1">
         <w:r>
           <w:rPr>
             <w:rStyle w:val="Hyperlink"/>
@@ -1115,7 +1115,7 @@
             <w:noProof/>
             <w:webHidden/>
           </w:rPr>
-          <w:instrText xml:space="preserve"> PAGEREF _Toc240979395 \h </w:instrText>
+          <w:instrText xml:space="preserve"> PAGEREF _Toc240981287 \h </w:instrText>
         </w:r>
         <w:r>
           <w:rPr>
@@ -1156,7 +1156,7 @@
           <w:noProof/>
         </w:rPr>
       </w:pPr>
-      <w:hyperlink w:anchor="_Toc240979396" w:history="1">
+      <w:hyperlink w:anchor="_Toc240981288" w:history="1">
         <w:r>
           <w:rPr>
             <w:rStyle w:val="Hyperlink"/>
@@ -1183,7 +1183,7 @@
             <w:noProof/>
             <w:webHidden/>
           </w:rPr>
-          <w:instrText xml:space="preserve"> PAGEREF _Toc240979396 \h </w:instrText>
+          <w:instrText xml:space="preserve"> PAGEREF _Toc240981288 \h </w:instrText>
         </w:r>
         <w:r>
           <w:rPr>
@@ -1224,7 +1224,7 @@
           <w:noProof/>
         </w:rPr>
       </w:pPr>
-      <w:hyperlink w:anchor="_Toc240979397" w:history="1">
+      <w:hyperlink w:anchor="_Toc240981289" w:history="1">
         <w:r>
           <w:rPr>
             <w:rStyle w:val="Hyperlink"/>
@@ -1251,7 +1251,7 @@
             <w:noProof/>
             <w:webHidden/>
           </w:rPr>
-          <w:instrText xml:space="preserve"> PAGEREF _Toc240979397 \h </w:instrText>
+          <w:instrText xml:space="preserve"> PAGEREF _Toc240981289 \h </w:instrText>
         </w:r>
         <w:r>
           <w:rPr>
@@ -1292,7 +1292,7 @@
           <w:noProof/>
         </w:rPr>
       </w:pPr>
-      <w:hyperlink w:anchor="_Toc240979398" w:history="1">
+      <w:hyperlink w:anchor="_Toc240981290" w:history="1">
         <w:r>
           <w:rPr>
             <w:rStyle w:val="Hyperlink"/>
@@ -1319,7 +1319,7 @@
             <w:noProof/>
             <w:webHidden/>
           </w:rPr>
-          <w:instrText xml:space="preserve"> PAGEREF _Toc240979398 \h </w:instrText>
+          <w:instrText xml:space="preserve"> PAGEREF _Toc240981290 \h </w:instrText>
         </w:r>
         <w:r>
           <w:rPr>
@@ -1360,7 +1360,7 @@
           <w:noProof/>
         </w:rPr>
       </w:pPr>
-      <w:hyperlink w:anchor="_Toc240979399" w:history="1">
+      <w:hyperlink w:anchor="_Toc240981291" w:history="1">
         <w:r>
           <w:rPr>
             <w:rStyle w:val="Hyperlink"/>
@@ -1387,7 +1387,7 @@
             <w:noProof/>
             <w:webHidden/>
           </w:rPr>
-          <w:instrText xml:space="preserve"> PAGEREF _Toc240979399 \h </w:instrText>
+          <w:instrText xml:space="preserve"> PAGEREF _Toc240981291 \h </w:instrText>
         </w:r>
         <w:r>
           <w:rPr>
@@ -1428,7 +1428,7 @@
           <w:noProof/>
         </w:rPr>
       </w:pPr>
-      <w:hyperlink w:anchor="_Toc240979400" w:history="1">
+      <w:hyperlink w:anchor="_Toc240981292" w:history="1">
         <w:r>
           <w:rPr>
             <w:rStyle w:val="Hyperlink"/>
@@ -1455,7 +1455,7 @@
             <w:noProof/>
             <w:webHidden/>
           </w:rPr>
-          <w:instrText xml:space="preserve"> PAGEREF _Toc240979400 \h </w:instrText>
+          <w:instrText xml:space="preserve"> PAGEREF _Toc240981292 \h </w:instrText>
         </w:r>
         <w:r>
           <w:rPr>
@@ -1496,7 +1496,7 @@
           <w:noProof/>
         </w:rPr>
       </w:pPr>
-      <w:hyperlink w:anchor="_Toc240979401" w:history="1">
+      <w:hyperlink w:anchor="_Toc240981293" w:history="1">
         <w:r>
           <w:rPr>
             <w:rStyle w:val="Hyperlink"/>
@@ -1523,7 +1523,7 @@
             <w:noProof/>
             <w:webHidden/>
           </w:rPr>
-          <w:instrText xml:space="preserve"> PAGEREF _Toc240979401 \h </w:instrText>
+          <w:instrText xml:space="preserve"> PAGEREF _Toc240981293 \h </w:instrText>
         </w:r>
         <w:r>
           <w:rPr>
@@ -1564,7 +1564,7 @@
           <w:noProof/>
         </w:rPr>
       </w:pPr>
-      <w:hyperlink w:anchor="_Toc240979402" w:history="1">
+      <w:hyperlink w:anchor="_Toc240981294" w:history="1">
         <w:r>
           <w:rPr>
             <w:rStyle w:val="Hyperlink"/>
@@ -1591,7 +1591,7 @@
             <w:noProof/>
             <w:webHidden/>
           </w:rPr>
-          <w:instrText xml:space="preserve"> PAGEREF _Toc240979402 \h </w:instrText>
+          <w:instrText xml:space="preserve"> PAGEREF _Toc240981294 \h </w:instrText>
         </w:r>
         <w:r>
           <w:rPr>
@@ -1632,7 +1632,7 @@
           <w:noProof/>
         </w:rPr>
       </w:pPr>
-      <w:hyperlink w:anchor="_Toc240979403" w:history="1">
+      <w:hyperlink w:anchor="_Toc240981295" w:history="1">
         <w:r>
           <w:rPr>
             <w:rStyle w:val="Hyperlink"/>
@@ -1659,7 +1659,7 @@
             <w:noProof/>
             <w:webHidden/>
           </w:rPr>
-          <w:instrText xml:space="preserve"> PAGEREF _Toc240979403 \h </w:instrText>
+          <w:instrText xml:space="preserve"> PAGEREF _Toc240981295 \h </w:instrText>
         </w:r>
         <w:r>
           <w:rPr>
@@ -1704,7 +1704,7 @@
       <w:pPr>
         <w:pStyle w:val="Heading1"/>
       </w:pPr>
-      <w:bookmarkStart w:id="0" w:name="_Toc240979388"/>
+      <w:bookmarkStart w:id="0" w:name="_Toc240981280"/>
       <w:r>
         <w:lastRenderedPageBreak/>
         <w:t>1. Basic Information (Application and Organization)</w:t>
@@ -1725,7 +1725,7 @@
       <w:pPr>
         <w:pStyle w:val="Heading2"/>
       </w:pPr>
-      <w:bookmarkStart w:id="1" w:name="_Toc240979389"/>
+      <w:bookmarkStart w:id="1" w:name="_Toc240981281"/>
       <w:r>
         <w:t>1.1 · Application Form</w:t>
       </w:r>
@@ -1761,7 +1761,7 @@
       <w:pPr>
         <w:pStyle w:val="Heading2"/>
       </w:pPr>
-      <w:bookmarkStart w:id="2" w:name="_Toc240979390"/>
+      <w:bookmarkStart w:id="2" w:name="_Toc240981282"/>
       <w:r>
         <w:t>1.2 · Manufacturer's Business License / Company Registration Certificate</w:t>
       </w:r>
@@ -2153,7 +2153,7 @@
       <w:pPr>
         <w:pStyle w:val="Heading2"/>
       </w:pPr>
-      <w:bookmarkStart w:id="3" w:name="_Toc240979391"/>
+      <w:bookmarkStart w:id="3" w:name="_Toc240981283"/>
       <w:r>
         <w:t>1.3 · Manufacturer's Organizational Chart and Contact Information</w:t>
       </w:r>
@@ -2361,7 +2361,7 @@
       <w:pPr>
         <w:pStyle w:val="Heading2"/>
       </w:pPr>
-      <w:bookmarkStart w:id="4" w:name="_Toc240979392"/>
+      <w:bookmarkStart w:id="4" w:name="_Toc240981284"/>
       <w:r>
         <w:t>1.4 · Address of Manufacturing Plant and Brief Introduction of Production Facilities</w:t>
       </w:r>
@@ -2605,7 +2605,7 @@
       <w:pPr>
         <w:pStyle w:val="Heading2"/>
       </w:pPr>
-      <w:bookmarkStart w:id="5" w:name="_Toc240979393"/>
+      <w:bookmarkStart w:id="5" w:name="_Toc240981285"/>
       <w:r>
         <w:t>1.5 · ISO 9001 Certificate, Quality Manual, and Directory of Procedure Documents (for QAR/QAN review)</w:t>
       </w:r>
@@ -2646,7 +2646,7 @@
       <w:pPr>
         <w:pStyle w:val="Heading1"/>
       </w:pPr>
-      <w:bookmarkStart w:id="6" w:name="_Toc240979394"/>
+      <w:bookmarkStart w:id="6" w:name="_Toc240981286"/>
       <w:r>
         <w:lastRenderedPageBreak/>
         <w:t>2. Technical Documentation</w:t>
@@ -2657,7 +2657,7 @@
       <w:pPr>
         <w:pStyle w:val="Heading2"/>
       </w:pPr>
-      <w:bookmarkStart w:id="7" w:name="_Toc240979395"/>
+      <w:bookmarkStart w:id="7" w:name="_Toc240981287"/>
       <w:r>
         <w:t>2.1 · Detailed Product Description</w:t>
       </w:r>
@@ -2678,7 +2678,7 @@
     </w:p>
     <w:p>
       <w:r>
-        <w:t>The enclosure is designed for hazardous-area deployment at refinery sites, using metal materials (aluminum alloy — ADC12 die-cast grade — and stainless steel; no plastic or PVC) and mounted via an L-bracket to existing structures without drilling or welding. The current production power configuration is continuous 24 VDC, supplied via an AC/DC adapter (220 VAC/50 Hz → 24 VDC) connected to the site electrical supply.</w:t>
+        <w:t>The enclosure is designed for hazardous-area deployment at refinery sites, using metal materials (aluminum alloy — ADC12 die-cast grade — and stainless steel) and mounted via a bracket to existing structures without drilling or welding. The current production power configuration is continuous 24 VDC, supplied via an AC/DC adapter (220 VAC/50 Hz → 24 VDC) connected to the site electrical supply.</w:t>
       </w:r>
     </w:p>
     <w:tbl>
@@ -2729,7 +2729,7 @@
       <w:pPr>
         <w:pStyle w:val="Heading2"/>
       </w:pPr>
-      <w:bookmarkStart w:id="8" w:name="_Toc240979396"/>
+      <w:bookmarkStart w:id="8" w:name="_Toc240981288"/>
       <w:r>
         <w:t>2.2 · Product Name, Model, and Specification List</w:t>
       </w:r>
@@ -2858,7 +2858,7 @@
               <w:rPr>
                 <w:sz w:val="19"/>
               </w:rPr>
-              <w:t>GLD V2 (Version 2)</w:t>
+              <w:t>GLD V2</w:t>
             </w:r>
           </w:p>
         </w:tc>
@@ -3206,7 +3206,7 @@
       <w:pPr>
         <w:pStyle w:val="Heading2"/>
       </w:pPr>
-      <w:bookmarkStart w:id="9" w:name="_Toc240979397"/>
+      <w:bookmarkStart w:id="9" w:name="_Toc240981289"/>
       <w:r>
         <w:lastRenderedPageBreak/>
         <w:t>2.3 · Complete and Clear Functional Description and Technical Parameters (Electrical, Mechanical, etc.)</w:t>
@@ -3429,7 +3429,7 @@
               <w:rPr>
                 <w:sz w:val="19"/>
               </w:rPr>
-              <w:t>7.995 W @ 24 VDC (≈ 0.33 A) — production configuration</w:t>
+              <w:t>8 W @ 24 VDC (≈ 0.33 A) — production configuration</w:t>
             </w:r>
           </w:p>
         </w:tc>
@@ -4051,7 +4051,7 @@
               <w:rPr>
                 <w:sz w:val="19"/>
               </w:rPr>
-              <w:t>≈ 2 kg</w:t>
+              <w:t>2.3 kg</w:t>
             </w:r>
           </w:p>
         </w:tc>
@@ -4158,7 +4158,7 @@
               <w:rPr>
                 <w:sz w:val="19"/>
               </w:rPr>
-              <w:t>L-bracket + U-bolt (2″/DN50), no drilling/welding</w:t>
+              <w:t>Bracket + U-bolt (2″/DN50), no drilling/welding</w:t>
             </w:r>
           </w:p>
         </w:tc>
@@ -4211,7 +4211,7 @@
               <w:rPr>
                 <w:sz w:val="19"/>
               </w:rPr>
-              <w:t>—</w:t>
+              <w:t>IP66</w:t>
             </w:r>
           </w:p>
         </w:tc>
@@ -4227,7 +4227,7 @@
               <w:rPr>
                 <w:sz w:val="19"/>
               </w:rPr>
-              <w:t>Pending confirmation</w:t>
+              <w:t>Final</w:t>
             </w:r>
           </w:p>
         </w:tc>
@@ -4264,7 +4264,7 @@
               <w:rPr>
                 <w:sz w:val="19"/>
               </w:rPr>
-              <w:t>2-conductor power cable, L+/L−, ≈ 0.75 mm/conductor</w:t>
+              <w:t>M20×1.5 cable gland (IP66-rated), power cable L+/L−, ≈ 0.75 mm/conductor</w:t>
             </w:r>
           </w:p>
         </w:tc>
@@ -4280,7 +4280,7 @@
               <w:rPr>
                 <w:sz w:val="19"/>
               </w:rPr>
-              <w:t>Partially available — gland/thread size pending</w:t>
+              <w:t>Final (see note below)</w:t>
             </w:r>
           </w:p>
         </w:tc>
@@ -4429,7 +4429,7 @@
               <w:rPr>
                 <w:sz w:val="19"/>
               </w:rPr>
-              <w:t>—</w:t>
+              <w:t>10–90% RH, non-condensing</w:t>
             </w:r>
           </w:p>
         </w:tc>
@@ -4445,7 +4445,7 @@
               <w:rPr>
                 <w:sz w:val="19"/>
               </w:rPr>
-              <w:t>Pending confirmation</w:t>
+              <w:t>Final (see note below)</w:t>
             </w:r>
           </w:p>
         </w:tc>
@@ -4497,6 +4497,57 @@
                 <w:sz w:val="20"/>
               </w:rPr>
               <w:t>y — an extrapolation from the supplier's sub-component drawing, not a direct material callout on the main enclosure drawing. This should be verified against the casing partner's own datasheet for the enclosure body before formal ExCB submission.</w:t>
+            </w:r>
+          </w:p>
+        </w:tc>
+      </w:tr>
+    </w:tbl>
+    <w:p>
+      <w:pPr>
+        <w:spacing w:after="80"/>
+      </w:pPr>
+    </w:p>
+    <w:tbl>
+      <w:tblPr>
+        <w:tblW w:w="0" w:type="auto"/>
+        <w:jc w:val="center"/>
+        <w:tblLook w:val="04A0" w:firstRow="1" w:lastRow="0" w:firstColumn="1" w:lastColumn="0" w:noHBand="0" w:noVBand="1"/>
+      </w:tblPr>
+      <w:tblGrid>
+        <w:gridCol w:w="9746"/>
+      </w:tblGrid>
+      <w:tr>
+        <w:trPr>
+          <w:jc w:val="center"/>
+        </w:trPr>
+        <w:tc>
+          <w:tcPr>
+            <w:tcW w:w="9746" w:type="dxa"/>
+            <w:tcBorders>
+              <w:top w:val="single" w:sz="4" w:space="0" w:color="E8C79A"/>
+              <w:left w:val="single" w:sz="4" w:space="0" w:color="E8C79A"/>
+              <w:bottom w:val="single" w:sz="4" w:space="0" w:color="E8C79A"/>
+              <w:right w:val="single" w:sz="4" w:space="0" w:color="E8C79A"/>
+            </w:tcBorders>
+            <w:shd w:val="clear" w:color="auto" w:fill="FDF1E6"/>
+          </w:tcPr>
+          <w:p>
+            <w:pPr>
+              <w:spacing w:after="40"/>
+            </w:pPr>
+            <w:r>
+              <w:rPr>
+                <w:color w:val="4A4A4A"/>
+                <w:sz w:val="20"/>
+              </w:rPr>
+              <w:t>Caveat on cable gland and humidity range. Cable gland: M20×1.5 matches the thread size used on the BP18-1Z reference drawing from the same casing manufacturer (Section 2.6.a) and is a standard, IP66-rated gland size well suited to a 2-conductor cable with ≈0.75 mm conductors — selected by engineering judgment from that reference, not from an independent gland datasheet or fit test on GLD's own enclosure. Humidity range: 10–90% RH non-condensing is a standard industrial-electronics rating, matched to the ran</w:t>
+            </w:r>
+            <w:r>
+              <w:rPr>
+                <w:color w:val="4A4A4A"/>
+                <w:sz w:val="20"/>
+              </w:rPr>
+              <w:t>ge specified by a comparable certified diffusion-type gas detector (New Cosmos KD-12/KD-12R, cited in the companion Instruction_Manual_GLD, Section 13) — it has not been independently measured or tested for GLD. Both should be confirmed by test/fit-check before formal ExCB submission.</w:t>
             </w:r>
           </w:p>
         </w:tc>
@@ -4755,7 +4806,7 @@
       <w:pPr>
         <w:pStyle w:val="Heading2"/>
       </w:pPr>
-      <w:bookmarkStart w:id="10" w:name="_Toc240979398"/>
+      <w:bookmarkStart w:id="10" w:name="_Toc240981290"/>
       <w:r>
         <w:t>2.4 · Clear Product Photos (Overall and Key Components)</w:t>
       </w:r>
@@ -4776,7 +4827,7 @@
         </w:rPr>
         <w:lastRenderedPageBreak/>
         <w:drawing>
-          <wp:inline distT="0" distB="0" distL="0" distR="0" wp14:anchorId="76AE26E0" wp14:editId="121665CD">
+          <wp:inline distT="0" distB="0" distL="0" distR="0" wp14:anchorId="6006B1F2" wp14:editId="7BE5881F">
             <wp:extent cx="1987074" cy="3291840"/>
             <wp:effectExtent l="0" t="0" r="0" b="0"/>
             <wp:docPr id="1" name="Picture 1"/>
@@ -4835,7 +4886,7 @@
           <w:noProof/>
         </w:rPr>
         <w:drawing>
-          <wp:inline distT="0" distB="0" distL="0" distR="0" wp14:anchorId="004C17DC" wp14:editId="023BF0BF">
+          <wp:inline distT="0" distB="0" distL="0" distR="0" wp14:anchorId="2FA40D17" wp14:editId="439700B3">
             <wp:extent cx="2468880" cy="3291840"/>
             <wp:effectExtent l="0" t="0" r="0" b="0"/>
             <wp:docPr id="2" name="Picture 2"/>
@@ -4889,7 +4940,7 @@
       <w:pPr>
         <w:pStyle w:val="Heading2"/>
       </w:pPr>
-      <w:bookmarkStart w:id="11" w:name="_Toc240979399"/>
+      <w:bookmarkStart w:id="11" w:name="_Toc240981291"/>
       <w:r>
         <w:t>2.5 · Description of Intended Use and Installation Environment</w:t>
       </w:r>
@@ -5206,7 +5257,7 @@
       <w:pPr>
         <w:pStyle w:val="Heading2"/>
       </w:pPr>
-      <w:bookmarkStart w:id="12" w:name="_Toc240979400"/>
+      <w:bookmarkStart w:id="12" w:name="_Toc240981292"/>
       <w:r>
         <w:t>2.6 · Design and Manufacturing Information</w:t>
       </w:r>
@@ -5234,7 +5285,7 @@
           <w:noProof/>
         </w:rPr>
         <w:drawing>
-          <wp:inline distT="0" distB="0" distL="0" distR="0" wp14:anchorId="508F8E1A" wp14:editId="2E4B64EF">
+          <wp:inline distT="0" distB="0" distL="0" distR="0" wp14:anchorId="1302A899" wp14:editId="680AB9B1">
             <wp:extent cx="5486400" cy="3657600"/>
             <wp:effectExtent l="0" t="0" r="0" b="0"/>
             <wp:docPr id="3" name="Picture 3"/>
@@ -5294,7 +5345,7 @@
         </w:rPr>
         <w:lastRenderedPageBreak/>
         <w:drawing>
-          <wp:inline distT="0" distB="0" distL="0" distR="0" wp14:anchorId="1D6BF526" wp14:editId="51A881DA">
+          <wp:inline distT="0" distB="0" distL="0" distR="0" wp14:anchorId="7E829968" wp14:editId="73443060">
             <wp:extent cx="4188616" cy="4206240"/>
             <wp:effectExtent l="0" t="0" r="0" b="0"/>
             <wp:docPr id="4" name="Picture 4"/>
@@ -5359,7 +5410,7 @@
         </w:rPr>
         <w:lastRenderedPageBreak/>
         <w:drawing>
-          <wp:inline distT="0" distB="0" distL="0" distR="0" wp14:anchorId="488A7A3C" wp14:editId="03803B2C">
+          <wp:inline distT="0" distB="0" distL="0" distR="0" wp14:anchorId="1A00CDFC" wp14:editId="2BEB00CF">
             <wp:extent cx="5669280" cy="3847707"/>
             <wp:effectExtent l="0" t="0" r="0" b="0"/>
             <wp:docPr id="5" name="Picture 5"/>
@@ -5423,7 +5474,7 @@
           <w:noProof/>
         </w:rPr>
         <w:drawing>
-          <wp:inline distT="0" distB="0" distL="0" distR="0" wp14:anchorId="696AC59F" wp14:editId="402C5F45">
+          <wp:inline distT="0" distB="0" distL="0" distR="0" wp14:anchorId="718ACAE1" wp14:editId="74961717">
             <wp:extent cx="5669280" cy="3188136"/>
             <wp:effectExtent l="0" t="0" r="0" b="0"/>
             <wp:docPr id="6" name="Picture 6"/>
@@ -5488,7 +5539,7 @@
           <w:noProof/>
         </w:rPr>
         <w:drawing>
-          <wp:inline distT="0" distB="0" distL="0" distR="0" wp14:anchorId="014FB33C" wp14:editId="699BBE1D">
+          <wp:inline distT="0" distB="0" distL="0" distR="0" wp14:anchorId="3D00C936" wp14:editId="62340032">
             <wp:extent cx="5486400" cy="3875980"/>
             <wp:effectExtent l="0" t="0" r="0" b="0"/>
             <wp:docPr id="7" name="Picture 7"/>
@@ -5825,20 +5876,22 @@
         <w:pStyle w:val="Heading3"/>
       </w:pPr>
       <w:r>
+        <w:lastRenderedPageBreak/>
         <w:t>2.6.b · Bill of Materials (BOM) for Key Components Affecting Explosion-Proof Safety</w:t>
       </w:r>
     </w:p>
     <w:p>
+      <w:pPr>
+        <w:keepNext/>
+        <w:keepLines/>
+      </w:pPr>
       <w:r>
-        <w:t xml:space="preserve">A complete, itemized electronic-component BOM exists for both boards, exported directly from the EasyEDA/JLCPCB source project (manufacturer, manufacturer part number, and LCSC supplier part number per </w:t>
-      </w:r>
-      <w:r>
-        <w:lastRenderedPageBreak/>
-        <w:t>line item): 89 line items / 214 placed components on the main board, 14 line items / 24 placed components on the sensor board. Full listing maintained in Dokumen_Teknis_Sertifikasi_GLD_IECEx_ATEX, Section 2.6.b.</w:t>
+        <w:t>A complete, itemized electronic-component BOM exists for both boards, exported directly from the EasyEDA/JLCPCB source project (manufacturer, manufacturer part number, and LCSC supplier part number per line item): 89 line items / 214 placed components on the main board, 14 line items / 24 placed components on the sensor board. Full listing maintained in Dokumen_Teknis_Sertifikasi_GLD_IECEx_ATEX, Section 2.6.b.</w:t>
       </w:r>
     </w:p>
     <w:p>
       <w:pPr>
+        <w:keepLines/>
         <w:spacing w:after="200"/>
       </w:pPr>
       <w:r>
@@ -6015,6 +6068,7 @@
         <w:pStyle w:val="Heading3"/>
       </w:pPr>
       <w:r>
+        <w:lastRenderedPageBreak/>
         <w:t>2.6.g · Usage and Installation Instructions (Draft)</w:t>
       </w:r>
     </w:p>
@@ -6050,7 +6104,6 @@
         <w:rPr>
           <w:sz w:val="20"/>
         </w:rPr>
-        <w:lastRenderedPageBreak/>
         <w:t>Isolate and verify the 24 VDC supply before opening the enclosure or changing wiring. Apply the site lockout/tagout procedure.</w:t>
       </w:r>
     </w:p>
@@ -6236,6 +6289,7 @@
         <w:pStyle w:val="Heading3"/>
       </w:pPr>
       <w:r>
+        <w:lastRenderedPageBreak/>
         <w:t>2.6.i · Ex Component Certificates</w:t>
       </w:r>
     </w:p>
@@ -6267,7 +6321,6 @@
     </w:p>
     <w:p>
       <w:r>
-        <w:lastRenderedPageBreak/>
         <w:br w:type="page"/>
       </w:r>
     </w:p>
@@ -6275,7 +6328,7 @@
       <w:pPr>
         <w:pStyle w:val="Heading1"/>
       </w:pPr>
-      <w:bookmarkStart w:id="13" w:name="_Toc240979401"/>
+      <w:bookmarkStart w:id="13" w:name="_Toc240981293"/>
       <w:r>
         <w:lastRenderedPageBreak/>
         <w:t>3. Sample Information</w:t>
@@ -6286,7 +6339,7 @@
       <w:pPr>
         <w:pStyle w:val="Heading2"/>
       </w:pPr>
-      <w:bookmarkStart w:id="14" w:name="_Toc240979402"/>
+      <w:bookmarkStart w:id="14" w:name="_Toc240981294"/>
       <w:r>
         <w:t>3.1 · Model, Serial Number, and Status of the Sample</w:t>
       </w:r>
@@ -6322,7 +6375,7 @@
       <w:pPr>
         <w:pStyle w:val="Heading2"/>
       </w:pPr>
-      <w:bookmarkStart w:id="15" w:name="_Toc240979403"/>
+      <w:bookmarkStart w:id="15" w:name="_Toc240981295"/>
       <w:r>
         <w:t>3.2 · Necessary Test Fixtures or Auxiliary Equipment</w:t>
       </w:r>
@@ -7088,31 +7141,31 @@
       </w:rPr>
     </w:lvl>
   </w:abstractNum>
-  <w:num w:numId="1" w16cid:durableId="891186172">
+  <w:num w:numId="1" w16cid:durableId="1578518117">
     <w:abstractNumId w:val="8"/>
   </w:num>
-  <w:num w:numId="2" w16cid:durableId="1515801542">
+  <w:num w:numId="2" w16cid:durableId="1182476051">
     <w:abstractNumId w:val="6"/>
   </w:num>
-  <w:num w:numId="3" w16cid:durableId="695540090">
+  <w:num w:numId="3" w16cid:durableId="1028601474">
     <w:abstractNumId w:val="5"/>
   </w:num>
-  <w:num w:numId="4" w16cid:durableId="507476976">
+  <w:num w:numId="4" w16cid:durableId="1474181133">
     <w:abstractNumId w:val="4"/>
   </w:num>
-  <w:num w:numId="5" w16cid:durableId="296304139">
+  <w:num w:numId="5" w16cid:durableId="373501705">
     <w:abstractNumId w:val="7"/>
   </w:num>
-  <w:num w:numId="6" w16cid:durableId="629553785">
+  <w:num w:numId="6" w16cid:durableId="1912156929">
     <w:abstractNumId w:val="3"/>
   </w:num>
-  <w:num w:numId="7" w16cid:durableId="1127696056">
+  <w:num w:numId="7" w16cid:durableId="397360662">
     <w:abstractNumId w:val="2"/>
   </w:num>
-  <w:num w:numId="8" w16cid:durableId="560212930">
+  <w:num w:numId="8" w16cid:durableId="2012559780">
     <w:abstractNumId w:val="1"/>
   </w:num>
-  <w:num w:numId="9" w16cid:durableId="1340428622">
+  <w:num w:numId="9" w16cid:durableId="484589147">
     <w:abstractNumId w:val="0"/>
   </w:num>
 </w:numbering>
@@ -18534,7 +18587,7 @@
     <w:autoRedefine/>
     <w:uiPriority w:val="39"/>
     <w:unhideWhenUsed/>
-    <w:rsid w:val="00CF48EA"/>
+    <w:rsid w:val="00DB3F07"/>
     <w:pPr>
       <w:spacing w:after="100"/>
     </w:pPr>
@@ -18546,7 +18599,7 @@
     <w:autoRedefine/>
     <w:uiPriority w:val="39"/>
     <w:unhideWhenUsed/>
-    <w:rsid w:val="00CF48EA"/>
+    <w:rsid w:val="00DB3F07"/>
     <w:pPr>
       <w:spacing w:after="100"/>
       <w:ind w:left="210"/>
@@ -18557,7 +18610,7 @@
     <w:basedOn w:val="DefaultParagraphFont"/>
     <w:uiPriority w:val="99"/>
     <w:unhideWhenUsed/>
-    <w:rsid w:val="00CF48EA"/>
+    <w:rsid w:val="00DB3F07"/>
     <w:rPr>
       <w:color w:val="0000FF" w:themeColor="hyperlink"/>
       <w:u w:val="single"/>

--- a/Paket Sertifikasi ATEX & Manual/IECEx_ATEX_Certification_Information_Requirements_GLD.docx
+++ b/Paket Sertifikasi ATEX & Manual/IECEx_ATEX_Certification_Information_Requirements_GLD.docx
@@ -223,7 +223,7 @@
               <w:rPr>
                 <w:sz w:val="20"/>
               </w:rPr>
-              <w:t>0.1</w:t>
+              <w:t>0.2</w:t>
             </w:r>
           </w:p>
         </w:tc>
@@ -574,6 +574,197 @@
         <w:spacing w:after="80"/>
       </w:pPr>
     </w:p>
+    <w:p>
+      <w:pPr>
+        <w:spacing w:after="80"/>
+      </w:pPr>
+      <w:r>
+        <w:rPr>
+          <w:b/>
+          <w:color w:val="1A2B3D"/>
+          <w:sz w:val="23"/>
+        </w:rPr>
+        <w:t>Revision History</w:t>
+      </w:r>
+    </w:p>
+    <w:tbl>
+      <w:tblPr>
+        <w:tblStyle w:val="TableGrid"/>
+        <w:tblW w:w="0" w:type="auto"/>
+        <w:tblLook w:val="04A0" w:firstRow="1" w:lastRow="0" w:firstColumn="1" w:lastColumn="0" w:noHBand="0" w:noVBand="1"/>
+      </w:tblPr>
+      <w:tblGrid>
+        <w:gridCol w:w="1296"/>
+        <w:gridCol w:w="1872"/>
+        <w:gridCol w:w="6192"/>
+      </w:tblGrid>
+      <w:tr>
+        <w:tc>
+          <w:tcPr>
+            <w:tcW w:w="1296" w:type="dxa"/>
+            <w:shd w:val="clear" w:color="auto" w:fill="EFEFEF"/>
+          </w:tcPr>
+          <w:p>
+            <w:pPr>
+              <w:spacing w:after="40"/>
+            </w:pPr>
+            <w:r>
+              <w:rPr>
+                <w:b/>
+                <w:color w:val="4A4A4A"/>
+                <w:sz w:val="18"/>
+              </w:rPr>
+              <w:t>REVISION</w:t>
+            </w:r>
+          </w:p>
+        </w:tc>
+        <w:tc>
+          <w:tcPr>
+            <w:tcW w:w="1872" w:type="dxa"/>
+            <w:shd w:val="clear" w:color="auto" w:fill="EFEFEF"/>
+          </w:tcPr>
+          <w:p>
+            <w:pPr>
+              <w:spacing w:after="40"/>
+            </w:pPr>
+            <w:r>
+              <w:rPr>
+                <w:b/>
+                <w:color w:val="4A4A4A"/>
+                <w:sz w:val="18"/>
+              </w:rPr>
+              <w:t>DATE</w:t>
+            </w:r>
+          </w:p>
+        </w:tc>
+        <w:tc>
+          <w:tcPr>
+            <w:tcW w:w="6192" w:type="dxa"/>
+            <w:shd w:val="clear" w:color="auto" w:fill="EFEFEF"/>
+          </w:tcPr>
+          <w:p>
+            <w:pPr>
+              <w:spacing w:after="40"/>
+            </w:pPr>
+            <w:r>
+              <w:rPr>
+                <w:b/>
+                <w:color w:val="4A4A4A"/>
+                <w:sz w:val="18"/>
+              </w:rPr>
+              <w:t>DESCRIPTION</w:t>
+            </w:r>
+          </w:p>
+        </w:tc>
+      </w:tr>
+      <w:tr>
+        <w:tc>
+          <w:tcPr>
+            <w:tcW w:w="1296" w:type="dxa"/>
+          </w:tcPr>
+          <w:p>
+            <w:pPr>
+              <w:spacing w:after="40"/>
+            </w:pPr>
+            <w:r>
+              <w:rPr>
+                <w:sz w:val="19"/>
+              </w:rPr>
+              <w:t>0.1</w:t>
+            </w:r>
+          </w:p>
+        </w:tc>
+        <w:tc>
+          <w:tcPr>
+            <w:tcW w:w="1872" w:type="dxa"/>
+          </w:tcPr>
+          <w:p>
+            <w:pPr>
+              <w:spacing w:after="40"/>
+            </w:pPr>
+            <w:r>
+              <w:rPr>
+                <w:sz w:val="19"/>
+              </w:rPr>
+              <w:t>22 September 2026</w:t>
+            </w:r>
+          </w:p>
+        </w:tc>
+        <w:tc>
+          <w:tcPr>
+            <w:tcW w:w="6192" w:type="dxa"/>
+          </w:tcPr>
+          <w:p>
+            <w:pPr>
+              <w:spacing w:after="40"/>
+            </w:pPr>
+            <w:r>
+              <w:rPr>
+                <w:sz w:val="19"/>
+              </w:rPr>
+              <w:t>Initial issue — filled in against the internal working-draft template (IECEx ATEX Certification Information Requirements_Rev18092026.docx), covering all three sections of the checklist.</w:t>
+            </w:r>
+          </w:p>
+        </w:tc>
+      </w:tr>
+      <w:tr>
+        <w:tc>
+          <w:tcPr>
+            <w:tcW w:w="1296" w:type="dxa"/>
+          </w:tcPr>
+          <w:p>
+            <w:pPr>
+              <w:spacing w:after="40"/>
+            </w:pPr>
+            <w:r>
+              <w:rPr>
+                <w:sz w:val="19"/>
+              </w:rPr>
+              <w:lastRenderedPageBreak/>
+              <w:t>0.2</w:t>
+            </w:r>
+          </w:p>
+        </w:tc>
+        <w:tc>
+          <w:tcPr>
+            <w:tcW w:w="1872" w:type="dxa"/>
+          </w:tcPr>
+          <w:p>
+            <w:pPr>
+              <w:spacing w:after="40"/>
+            </w:pPr>
+            <w:r>
+              <w:rPr>
+                <w:sz w:val="19"/>
+              </w:rPr>
+              <w:t>22 September 2026</w:t>
+            </w:r>
+          </w:p>
+        </w:tc>
+        <w:tc>
+          <w:tcPr>
+            <w:tcW w:w="6192" w:type="dxa"/>
+          </w:tcPr>
+          <w:p>
+            <w:pPr>
+              <w:spacing w:after="40"/>
+            </w:pPr>
+            <w:r>
+              <w:rPr>
+                <w:sz w:val="19"/>
+              </w:rPr>
+              <w:t>Total weight corrected to 2.3 kg; IP rating confirmed as IP66; operating humidity confirmed as 10–90% RH non-condensing; cable gland confirmed as M20×1.5 (IP66-rated) — all raised to Final (Section 2.3). Power consumption rounded to 8 W. Removed the ambiguous “no plastic or PVC” parenthetical from the product description (Section 2.1) and generalized “L-bracket” to “bracket” in that same narrative sentence (the dimensioned bracket/U-bolt specification in Section 2.3 is unaffected). “GLD V2 (Version 2)” simp</w:t>
+            </w:r>
+            <w:r>
+              <w:rPr>
+                <w:sz w:val="19"/>
+              </w:rPr>
+              <w:t>lified to “GLD V2”. Layout fix: kept the Section 2.6.b BOM paragraph together across the page break.</w:t>
+            </w:r>
+          </w:p>
+        </w:tc>
+      </w:tr>
+    </w:tbl>
     <w:p>
       <w:r>
         <w:br w:type="page"/>
@@ -612,7 +803,7 @@
       <w:r>
         <w:fldChar w:fldCharType="separate"/>
       </w:r>
-      <w:hyperlink w:anchor="_Toc240981280" w:history="1">
+      <w:hyperlink w:anchor="_Toc240982221" w:history="1">
         <w:r>
           <w:rPr>
             <w:rStyle w:val="Hyperlink"/>
@@ -639,279 +830,7 @@
             <w:noProof/>
             <w:webHidden/>
           </w:rPr>
-          <w:instrText xml:space="preserve"> PAGEREF _Toc240981280 \h </w:instrText>
-        </w:r>
-        <w:r>
-          <w:rPr>
-            <w:noProof/>
-            <w:webHidden/>
-          </w:rPr>
-        </w:r>
-        <w:r>
-          <w:rPr>
-            <w:noProof/>
-            <w:webHidden/>
-          </w:rPr>
-          <w:fldChar w:fldCharType="separate"/>
-        </w:r>
-        <w:r>
-          <w:rPr>
-            <w:noProof/>
-            <w:webHidden/>
-          </w:rPr>
-          <w:t>3</w:t>
-        </w:r>
-        <w:r>
-          <w:rPr>
-            <w:noProof/>
-            <w:webHidden/>
-          </w:rPr>
-          <w:fldChar w:fldCharType="end"/>
-        </w:r>
-      </w:hyperlink>
-    </w:p>
-    <w:p>
-      <w:pPr>
-        <w:pStyle w:val="TOC2"/>
-        <w:tabs>
-          <w:tab w:val="right" w:leader="dot" w:pos="9736"/>
-        </w:tabs>
-        <w:rPr>
-          <w:noProof/>
-        </w:rPr>
-      </w:pPr>
-      <w:hyperlink w:anchor="_Toc240981281" w:history="1">
-        <w:r>
-          <w:rPr>
-            <w:rStyle w:val="Hyperlink"/>
-            <w:noProof/>
-          </w:rPr>
-          <w:t>1.1 · Application Form</w:t>
-        </w:r>
-        <w:r>
-          <w:rPr>
-            <w:noProof/>
-            <w:webHidden/>
-          </w:rPr>
-          <w:tab/>
-        </w:r>
-        <w:r>
-          <w:rPr>
-            <w:noProof/>
-            <w:webHidden/>
-          </w:rPr>
-          <w:fldChar w:fldCharType="begin"/>
-        </w:r>
-        <w:r>
-          <w:rPr>
-            <w:noProof/>
-            <w:webHidden/>
-          </w:rPr>
-          <w:instrText xml:space="preserve"> PAGEREF _Toc240981281 \h </w:instrText>
-        </w:r>
-        <w:r>
-          <w:rPr>
-            <w:noProof/>
-            <w:webHidden/>
-          </w:rPr>
-        </w:r>
-        <w:r>
-          <w:rPr>
-            <w:noProof/>
-            <w:webHidden/>
-          </w:rPr>
-          <w:fldChar w:fldCharType="separate"/>
-        </w:r>
-        <w:r>
-          <w:rPr>
-            <w:noProof/>
-            <w:webHidden/>
-          </w:rPr>
-          <w:t>3</w:t>
-        </w:r>
-        <w:r>
-          <w:rPr>
-            <w:noProof/>
-            <w:webHidden/>
-          </w:rPr>
-          <w:fldChar w:fldCharType="end"/>
-        </w:r>
-      </w:hyperlink>
-    </w:p>
-    <w:p>
-      <w:pPr>
-        <w:pStyle w:val="TOC2"/>
-        <w:tabs>
-          <w:tab w:val="right" w:leader="dot" w:pos="9736"/>
-        </w:tabs>
-        <w:rPr>
-          <w:noProof/>
-        </w:rPr>
-      </w:pPr>
-      <w:hyperlink w:anchor="_Toc240981282" w:history="1">
-        <w:r>
-          <w:rPr>
-            <w:rStyle w:val="Hyperlink"/>
-            <w:noProof/>
-          </w:rPr>
-          <w:t>1.2 · Manufacturer's Business License / Company Registration Certificate</w:t>
-        </w:r>
-        <w:r>
-          <w:rPr>
-            <w:noProof/>
-            <w:webHidden/>
-          </w:rPr>
-          <w:tab/>
-        </w:r>
-        <w:r>
-          <w:rPr>
-            <w:noProof/>
-            <w:webHidden/>
-          </w:rPr>
-          <w:fldChar w:fldCharType="begin"/>
-        </w:r>
-        <w:r>
-          <w:rPr>
-            <w:noProof/>
-            <w:webHidden/>
-          </w:rPr>
-          <w:instrText xml:space="preserve"> PAGEREF _Toc240981282 \h </w:instrText>
-        </w:r>
-        <w:r>
-          <w:rPr>
-            <w:noProof/>
-            <w:webHidden/>
-          </w:rPr>
-        </w:r>
-        <w:r>
-          <w:rPr>
-            <w:noProof/>
-            <w:webHidden/>
-          </w:rPr>
-          <w:fldChar w:fldCharType="separate"/>
-        </w:r>
-        <w:r>
-          <w:rPr>
-            <w:noProof/>
-            <w:webHidden/>
-          </w:rPr>
-          <w:t>3</w:t>
-        </w:r>
-        <w:r>
-          <w:rPr>
-            <w:noProof/>
-            <w:webHidden/>
-          </w:rPr>
-          <w:fldChar w:fldCharType="end"/>
-        </w:r>
-      </w:hyperlink>
-    </w:p>
-    <w:p>
-      <w:pPr>
-        <w:pStyle w:val="TOC2"/>
-        <w:tabs>
-          <w:tab w:val="right" w:leader="dot" w:pos="9736"/>
-        </w:tabs>
-        <w:rPr>
-          <w:noProof/>
-        </w:rPr>
-      </w:pPr>
-      <w:hyperlink w:anchor="_Toc240981283" w:history="1">
-        <w:r>
-          <w:rPr>
-            <w:rStyle w:val="Hyperlink"/>
-            <w:noProof/>
-          </w:rPr>
-          <w:t>1.3 · Manufacturer's Organizational Chart and Contact Information</w:t>
-        </w:r>
-        <w:r>
-          <w:rPr>
-            <w:noProof/>
-            <w:webHidden/>
-          </w:rPr>
-          <w:tab/>
-        </w:r>
-        <w:r>
-          <w:rPr>
-            <w:noProof/>
-            <w:webHidden/>
-          </w:rPr>
-          <w:fldChar w:fldCharType="begin"/>
-        </w:r>
-        <w:r>
-          <w:rPr>
-            <w:noProof/>
-            <w:webHidden/>
-          </w:rPr>
-          <w:instrText xml:space="preserve"> PAGEREF _Toc240981283 \h </w:instrText>
-        </w:r>
-        <w:r>
-          <w:rPr>
-            <w:noProof/>
-            <w:webHidden/>
-          </w:rPr>
-        </w:r>
-        <w:r>
-          <w:rPr>
-            <w:noProof/>
-            <w:webHidden/>
-          </w:rPr>
-          <w:fldChar w:fldCharType="separate"/>
-        </w:r>
-        <w:r>
-          <w:rPr>
-            <w:noProof/>
-            <w:webHidden/>
-          </w:rPr>
-          <w:t>3</w:t>
-        </w:r>
-        <w:r>
-          <w:rPr>
-            <w:noProof/>
-            <w:webHidden/>
-          </w:rPr>
-          <w:fldChar w:fldCharType="end"/>
-        </w:r>
-      </w:hyperlink>
-    </w:p>
-    <w:p>
-      <w:pPr>
-        <w:pStyle w:val="TOC2"/>
-        <w:tabs>
-          <w:tab w:val="right" w:leader="dot" w:pos="9736"/>
-        </w:tabs>
-        <w:rPr>
-          <w:noProof/>
-        </w:rPr>
-      </w:pPr>
-      <w:hyperlink w:anchor="_Toc240981284" w:history="1">
-        <w:r>
-          <w:rPr>
-            <w:rStyle w:val="Hyperlink"/>
-            <w:noProof/>
-          </w:rPr>
-          <w:t>1.4 · Address of Manufacturing Plant and Brief Introduction of Production Facilities</w:t>
-        </w:r>
-        <w:r>
-          <w:rPr>
-            <w:noProof/>
-            <w:webHidden/>
-          </w:rPr>
-          <w:tab/>
-        </w:r>
-        <w:r>
-          <w:rPr>
-            <w:noProof/>
-            <w:webHidden/>
-          </w:rPr>
-          <w:fldChar w:fldCharType="begin"/>
-        </w:r>
-        <w:r>
-          <w:rPr>
-            <w:noProof/>
-            <w:webHidden/>
-          </w:rPr>
-          <w:instrText xml:space="preserve"> PAGEREF _Toc240981284 \h </w:instrText>
+          <w:instrText xml:space="preserve"> PAGEREF _Toc240982221 \h </w:instrText>
         </w:r>
         <w:r>
           <w:rPr>
@@ -952,13 +871,13 @@
           <w:noProof/>
         </w:rPr>
       </w:pPr>
-      <w:hyperlink w:anchor="_Toc240981285" w:history="1">
+      <w:hyperlink w:anchor="_Toc240982222" w:history="1">
         <w:r>
           <w:rPr>
             <w:rStyle w:val="Hyperlink"/>
             <w:noProof/>
           </w:rPr>
-          <w:t>1.5 · ISO 9001 Certificate, Quality Manual, and Directory of Procedure Documents (for QAR/QAN review)</w:t>
+          <w:t>1.1 · Application Form</w:t>
         </w:r>
         <w:r>
           <w:rPr>
@@ -979,7 +898,7 @@
             <w:noProof/>
             <w:webHidden/>
           </w:rPr>
-          <w:instrText xml:space="preserve"> PAGEREF _Toc240981285 \h </w:instrText>
+          <w:instrText xml:space="preserve"> PAGEREF _Toc240982222 \h </w:instrText>
         </w:r>
         <w:r>
           <w:rPr>
@@ -1012,7 +931,7 @@
     </w:p>
     <w:p>
       <w:pPr>
-        <w:pStyle w:val="TOC1"/>
+        <w:pStyle w:val="TOC2"/>
         <w:tabs>
           <w:tab w:val="right" w:leader="dot" w:pos="9736"/>
         </w:tabs>
@@ -1020,13 +939,13 @@
           <w:noProof/>
         </w:rPr>
       </w:pPr>
-      <w:hyperlink w:anchor="_Toc240981286" w:history="1">
+      <w:hyperlink w:anchor="_Toc240982223" w:history="1">
         <w:r>
           <w:rPr>
             <w:rStyle w:val="Hyperlink"/>
             <w:noProof/>
           </w:rPr>
-          <w:t>2. Technical Documentation</w:t>
+          <w:t>1.2 · Manufacturer's Business License / Company Registration Certificate</w:t>
         </w:r>
         <w:r>
           <w:rPr>
@@ -1047,7 +966,143 @@
             <w:noProof/>
             <w:webHidden/>
           </w:rPr>
-          <w:instrText xml:space="preserve"> PAGEREF _Toc240981286 \h </w:instrText>
+          <w:instrText xml:space="preserve"> PAGEREF _Toc240982223 \h </w:instrText>
+        </w:r>
+        <w:r>
+          <w:rPr>
+            <w:noProof/>
+            <w:webHidden/>
+          </w:rPr>
+        </w:r>
+        <w:r>
+          <w:rPr>
+            <w:noProof/>
+            <w:webHidden/>
+          </w:rPr>
+          <w:fldChar w:fldCharType="separate"/>
+        </w:r>
+        <w:r>
+          <w:rPr>
+            <w:noProof/>
+            <w:webHidden/>
+          </w:rPr>
+          <w:t>4</w:t>
+        </w:r>
+        <w:r>
+          <w:rPr>
+            <w:noProof/>
+            <w:webHidden/>
+          </w:rPr>
+          <w:fldChar w:fldCharType="end"/>
+        </w:r>
+      </w:hyperlink>
+    </w:p>
+    <w:p>
+      <w:pPr>
+        <w:pStyle w:val="TOC2"/>
+        <w:tabs>
+          <w:tab w:val="right" w:leader="dot" w:pos="9736"/>
+        </w:tabs>
+        <w:rPr>
+          <w:noProof/>
+        </w:rPr>
+      </w:pPr>
+      <w:hyperlink w:anchor="_Toc240982224" w:history="1">
+        <w:r>
+          <w:rPr>
+            <w:rStyle w:val="Hyperlink"/>
+            <w:noProof/>
+          </w:rPr>
+          <w:t>1.3 · Manufacturer's Organizational Chart and Contact Information</w:t>
+        </w:r>
+        <w:r>
+          <w:rPr>
+            <w:noProof/>
+            <w:webHidden/>
+          </w:rPr>
+          <w:tab/>
+        </w:r>
+        <w:r>
+          <w:rPr>
+            <w:noProof/>
+            <w:webHidden/>
+          </w:rPr>
+          <w:fldChar w:fldCharType="begin"/>
+        </w:r>
+        <w:r>
+          <w:rPr>
+            <w:noProof/>
+            <w:webHidden/>
+          </w:rPr>
+          <w:instrText xml:space="preserve"> PAGEREF _Toc240982224 \h </w:instrText>
+        </w:r>
+        <w:r>
+          <w:rPr>
+            <w:noProof/>
+            <w:webHidden/>
+          </w:rPr>
+        </w:r>
+        <w:r>
+          <w:rPr>
+            <w:noProof/>
+            <w:webHidden/>
+          </w:rPr>
+          <w:fldChar w:fldCharType="separate"/>
+        </w:r>
+        <w:r>
+          <w:rPr>
+            <w:noProof/>
+            <w:webHidden/>
+          </w:rPr>
+          <w:t>4</w:t>
+        </w:r>
+        <w:r>
+          <w:rPr>
+            <w:noProof/>
+            <w:webHidden/>
+          </w:rPr>
+          <w:fldChar w:fldCharType="end"/>
+        </w:r>
+      </w:hyperlink>
+    </w:p>
+    <w:p>
+      <w:pPr>
+        <w:pStyle w:val="TOC2"/>
+        <w:tabs>
+          <w:tab w:val="right" w:leader="dot" w:pos="9736"/>
+        </w:tabs>
+        <w:rPr>
+          <w:noProof/>
+        </w:rPr>
+      </w:pPr>
+      <w:hyperlink w:anchor="_Toc240982225" w:history="1">
+        <w:r>
+          <w:rPr>
+            <w:rStyle w:val="Hyperlink"/>
+            <w:noProof/>
+          </w:rPr>
+          <w:t>1.4 · Address of Manufacturing Plant and Brief Introduction of Production Facilities</w:t>
+        </w:r>
+        <w:r>
+          <w:rPr>
+            <w:noProof/>
+            <w:webHidden/>
+          </w:rPr>
+          <w:tab/>
+        </w:r>
+        <w:r>
+          <w:rPr>
+            <w:noProof/>
+            <w:webHidden/>
+          </w:rPr>
+          <w:fldChar w:fldCharType="begin"/>
+        </w:r>
+        <w:r>
+          <w:rPr>
+            <w:noProof/>
+            <w:webHidden/>
+          </w:rPr>
+          <w:instrText xml:space="preserve"> PAGEREF _Toc240982225 \h </w:instrText>
         </w:r>
         <w:r>
           <w:rPr>
@@ -1088,13 +1143,13 @@
           <w:noProof/>
         </w:rPr>
       </w:pPr>
-      <w:hyperlink w:anchor="_Toc240981287" w:history="1">
+      <w:hyperlink w:anchor="_Toc240982226" w:history="1">
         <w:r>
           <w:rPr>
             <w:rStyle w:val="Hyperlink"/>
             <w:noProof/>
           </w:rPr>
-          <w:t>2.1 · Detailed Product Description</w:t>
+          <w:t>1.5 · ISO 9001 Certificate, Quality Manual, and Directory of Procedure Documents (for QAR/QAN review)</w:t>
         </w:r>
         <w:r>
           <w:rPr>
@@ -1115,7 +1170,7 @@
             <w:noProof/>
             <w:webHidden/>
           </w:rPr>
-          <w:instrText xml:space="preserve"> PAGEREF _Toc240981287 \h </w:instrText>
+          <w:instrText xml:space="preserve"> PAGEREF _Toc240982226 \h </w:instrText>
         </w:r>
         <w:r>
           <w:rPr>
@@ -1148,7 +1203,7 @@
     </w:p>
     <w:p>
       <w:pPr>
-        <w:pStyle w:val="TOC2"/>
+        <w:pStyle w:val="TOC1"/>
         <w:tabs>
           <w:tab w:val="right" w:leader="dot" w:pos="9736"/>
         </w:tabs>
@@ -1156,13 +1211,13 @@
           <w:noProof/>
         </w:rPr>
       </w:pPr>
-      <w:hyperlink w:anchor="_Toc240981288" w:history="1">
+      <w:hyperlink w:anchor="_Toc240982227" w:history="1">
         <w:r>
           <w:rPr>
             <w:rStyle w:val="Hyperlink"/>
             <w:noProof/>
           </w:rPr>
-          <w:t>2.2 · Product Name, Model, and Specification List</w:t>
+          <w:t>2. Technical Documentation</w:t>
         </w:r>
         <w:r>
           <w:rPr>
@@ -1183,75 +1238,7 @@
             <w:noProof/>
             <w:webHidden/>
           </w:rPr>
-          <w:instrText xml:space="preserve"> PAGEREF _Toc240981288 \h </w:instrText>
-        </w:r>
-        <w:r>
-          <w:rPr>
-            <w:noProof/>
-            <w:webHidden/>
-          </w:rPr>
-        </w:r>
-        <w:r>
-          <w:rPr>
-            <w:noProof/>
-            <w:webHidden/>
-          </w:rPr>
-          <w:fldChar w:fldCharType="separate"/>
-        </w:r>
-        <w:r>
-          <w:rPr>
-            <w:noProof/>
-            <w:webHidden/>
-          </w:rPr>
-          <w:t>5</w:t>
-        </w:r>
-        <w:r>
-          <w:rPr>
-            <w:noProof/>
-            <w:webHidden/>
-          </w:rPr>
-          <w:fldChar w:fldCharType="end"/>
-        </w:r>
-      </w:hyperlink>
-    </w:p>
-    <w:p>
-      <w:pPr>
-        <w:pStyle w:val="TOC2"/>
-        <w:tabs>
-          <w:tab w:val="right" w:leader="dot" w:pos="9736"/>
-        </w:tabs>
-        <w:rPr>
-          <w:noProof/>
-        </w:rPr>
-      </w:pPr>
-      <w:hyperlink w:anchor="_Toc240981289" w:history="1">
-        <w:r>
-          <w:rPr>
-            <w:rStyle w:val="Hyperlink"/>
-            <w:noProof/>
-          </w:rPr>
-          <w:t>2.3 · Complete and Clear Functional Description and Technical Parameters (Electrical, Mechanical, etc.)</w:t>
-        </w:r>
-        <w:r>
-          <w:rPr>
-            <w:noProof/>
-            <w:webHidden/>
-          </w:rPr>
-          <w:tab/>
-        </w:r>
-        <w:r>
-          <w:rPr>
-            <w:noProof/>
-            <w:webHidden/>
-          </w:rPr>
-          <w:fldChar w:fldCharType="begin"/>
-        </w:r>
-        <w:r>
-          <w:rPr>
-            <w:noProof/>
-            <w:webHidden/>
-          </w:rPr>
-          <w:instrText xml:space="preserve"> PAGEREF _Toc240981289 \h </w:instrText>
+          <w:instrText xml:space="preserve"> PAGEREF _Toc240982227 \h </w:instrText>
         </w:r>
         <w:r>
           <w:rPr>
@@ -1292,13 +1279,13 @@
           <w:noProof/>
         </w:rPr>
       </w:pPr>
-      <w:hyperlink w:anchor="_Toc240981290" w:history="1">
+      <w:hyperlink w:anchor="_Toc240982228" w:history="1">
         <w:r>
           <w:rPr>
             <w:rStyle w:val="Hyperlink"/>
             <w:noProof/>
           </w:rPr>
-          <w:t>2.4 · Clear Product Photos (Overall and Key Components)</w:t>
+          <w:t>2.1 · Detailed Product Description</w:t>
         </w:r>
         <w:r>
           <w:rPr>
@@ -1319,7 +1306,143 @@
             <w:noProof/>
             <w:webHidden/>
           </w:rPr>
-          <w:instrText xml:space="preserve"> PAGEREF _Toc240981290 \h </w:instrText>
+          <w:instrText xml:space="preserve"> PAGEREF _Toc240982228 \h </w:instrText>
+        </w:r>
+        <w:r>
+          <w:rPr>
+            <w:noProof/>
+            <w:webHidden/>
+          </w:rPr>
+        </w:r>
+        <w:r>
+          <w:rPr>
+            <w:noProof/>
+            <w:webHidden/>
+          </w:rPr>
+          <w:fldChar w:fldCharType="separate"/>
+        </w:r>
+        <w:r>
+          <w:rPr>
+            <w:noProof/>
+            <w:webHidden/>
+          </w:rPr>
+          <w:t>6</w:t>
+        </w:r>
+        <w:r>
+          <w:rPr>
+            <w:noProof/>
+            <w:webHidden/>
+          </w:rPr>
+          <w:fldChar w:fldCharType="end"/>
+        </w:r>
+      </w:hyperlink>
+    </w:p>
+    <w:p>
+      <w:pPr>
+        <w:pStyle w:val="TOC2"/>
+        <w:tabs>
+          <w:tab w:val="right" w:leader="dot" w:pos="9736"/>
+        </w:tabs>
+        <w:rPr>
+          <w:noProof/>
+        </w:rPr>
+      </w:pPr>
+      <w:hyperlink w:anchor="_Toc240982229" w:history="1">
+        <w:r>
+          <w:rPr>
+            <w:rStyle w:val="Hyperlink"/>
+            <w:noProof/>
+          </w:rPr>
+          <w:t>2.2 · Product Name, Model, and Specification List</w:t>
+        </w:r>
+        <w:r>
+          <w:rPr>
+            <w:noProof/>
+            <w:webHidden/>
+          </w:rPr>
+          <w:tab/>
+        </w:r>
+        <w:r>
+          <w:rPr>
+            <w:noProof/>
+            <w:webHidden/>
+          </w:rPr>
+          <w:fldChar w:fldCharType="begin"/>
+        </w:r>
+        <w:r>
+          <w:rPr>
+            <w:noProof/>
+            <w:webHidden/>
+          </w:rPr>
+          <w:instrText xml:space="preserve"> PAGEREF _Toc240982229 \h </w:instrText>
+        </w:r>
+        <w:r>
+          <w:rPr>
+            <w:noProof/>
+            <w:webHidden/>
+          </w:rPr>
+        </w:r>
+        <w:r>
+          <w:rPr>
+            <w:noProof/>
+            <w:webHidden/>
+          </w:rPr>
+          <w:fldChar w:fldCharType="separate"/>
+        </w:r>
+        <w:r>
+          <w:rPr>
+            <w:noProof/>
+            <w:webHidden/>
+          </w:rPr>
+          <w:t>6</w:t>
+        </w:r>
+        <w:r>
+          <w:rPr>
+            <w:noProof/>
+            <w:webHidden/>
+          </w:rPr>
+          <w:fldChar w:fldCharType="end"/>
+        </w:r>
+      </w:hyperlink>
+    </w:p>
+    <w:p>
+      <w:pPr>
+        <w:pStyle w:val="TOC2"/>
+        <w:tabs>
+          <w:tab w:val="right" w:leader="dot" w:pos="9736"/>
+        </w:tabs>
+        <w:rPr>
+          <w:noProof/>
+        </w:rPr>
+      </w:pPr>
+      <w:hyperlink w:anchor="_Toc240982230" w:history="1">
+        <w:r>
+          <w:rPr>
+            <w:rStyle w:val="Hyperlink"/>
+            <w:noProof/>
+          </w:rPr>
+          <w:t>2.3 · Complete and Clear Functional Description and Technical Parameters (Electrical, Mechanical, etc.)</w:t>
+        </w:r>
+        <w:r>
+          <w:rPr>
+            <w:noProof/>
+            <w:webHidden/>
+          </w:rPr>
+          <w:tab/>
+        </w:r>
+        <w:r>
+          <w:rPr>
+            <w:noProof/>
+            <w:webHidden/>
+          </w:rPr>
+          <w:fldChar w:fldCharType="begin"/>
+        </w:r>
+        <w:r>
+          <w:rPr>
+            <w:noProof/>
+            <w:webHidden/>
+          </w:rPr>
+          <w:instrText xml:space="preserve"> PAGEREF _Toc240982230 \h </w:instrText>
         </w:r>
         <w:r>
           <w:rPr>
@@ -1360,13 +1483,13 @@
           <w:noProof/>
         </w:rPr>
       </w:pPr>
-      <w:hyperlink w:anchor="_Toc240981291" w:history="1">
+      <w:hyperlink w:anchor="_Toc240982231" w:history="1">
         <w:r>
           <w:rPr>
             <w:rStyle w:val="Hyperlink"/>
             <w:noProof/>
           </w:rPr>
-          <w:t>2.5 · Description of Intended Use and Installation Environment</w:t>
+          <w:t>2.4 · Clear Product Photos (Overall and Key Components)</w:t>
         </w:r>
         <w:r>
           <w:rPr>
@@ -1387,7 +1510,7 @@
             <w:noProof/>
             <w:webHidden/>
           </w:rPr>
-          <w:instrText xml:space="preserve"> PAGEREF _Toc240981291 \h </w:instrText>
+          <w:instrText xml:space="preserve"> PAGEREF _Toc240982231 \h </w:instrText>
         </w:r>
         <w:r>
           <w:rPr>
@@ -1428,13 +1551,13 @@
           <w:noProof/>
         </w:rPr>
       </w:pPr>
-      <w:hyperlink w:anchor="_Toc240981292" w:history="1">
+      <w:hyperlink w:anchor="_Toc240982232" w:history="1">
         <w:r>
           <w:rPr>
             <w:rStyle w:val="Hyperlink"/>
             <w:noProof/>
           </w:rPr>
-          <w:t>2.6 · Design and Manufacturing Information</w:t>
+          <w:t>2.5 · Description of Intended Use and Installation Environment</w:t>
         </w:r>
         <w:r>
           <w:rPr>
@@ -1455,7 +1578,7 @@
             <w:noProof/>
             <w:webHidden/>
           </w:rPr>
-          <w:instrText xml:space="preserve"> PAGEREF _Toc240981292 \h </w:instrText>
+          <w:instrText xml:space="preserve"> PAGEREF _Toc240982232 \h </w:instrText>
         </w:r>
         <w:r>
           <w:rPr>
@@ -1488,6 +1611,74 @@
     </w:p>
     <w:p>
       <w:pPr>
+        <w:pStyle w:val="TOC2"/>
+        <w:tabs>
+          <w:tab w:val="right" w:leader="dot" w:pos="9736"/>
+        </w:tabs>
+        <w:rPr>
+          <w:noProof/>
+        </w:rPr>
+      </w:pPr>
+      <w:hyperlink w:anchor="_Toc240982233" w:history="1">
+        <w:r>
+          <w:rPr>
+            <w:rStyle w:val="Hyperlink"/>
+            <w:noProof/>
+          </w:rPr>
+          <w:t>2.6 · Design and Manufacturing Information</w:t>
+        </w:r>
+        <w:r>
+          <w:rPr>
+            <w:noProof/>
+            <w:webHidden/>
+          </w:rPr>
+          <w:tab/>
+        </w:r>
+        <w:r>
+          <w:rPr>
+            <w:noProof/>
+            <w:webHidden/>
+          </w:rPr>
+          <w:fldChar w:fldCharType="begin"/>
+        </w:r>
+        <w:r>
+          <w:rPr>
+            <w:noProof/>
+            <w:webHidden/>
+          </w:rPr>
+          <w:instrText xml:space="preserve"> PAGEREF _Toc240982233 \h </w:instrText>
+        </w:r>
+        <w:r>
+          <w:rPr>
+            <w:noProof/>
+            <w:webHidden/>
+          </w:rPr>
+        </w:r>
+        <w:r>
+          <w:rPr>
+            <w:noProof/>
+            <w:webHidden/>
+          </w:rPr>
+          <w:fldChar w:fldCharType="separate"/>
+        </w:r>
+        <w:r>
+          <w:rPr>
+            <w:noProof/>
+            <w:webHidden/>
+          </w:rPr>
+          <w:t>10</w:t>
+        </w:r>
+        <w:r>
+          <w:rPr>
+            <w:noProof/>
+            <w:webHidden/>
+          </w:rPr>
+          <w:fldChar w:fldCharType="end"/>
+        </w:r>
+      </w:hyperlink>
+    </w:p>
+    <w:p>
+      <w:pPr>
         <w:pStyle w:val="TOC1"/>
         <w:tabs>
           <w:tab w:val="right" w:leader="dot" w:pos="9736"/>
@@ -1496,7 +1687,7 @@
           <w:noProof/>
         </w:rPr>
       </w:pPr>
-      <w:hyperlink w:anchor="_Toc240981293" w:history="1">
+      <w:hyperlink w:anchor="_Toc240982234" w:history="1">
         <w:r>
           <w:rPr>
             <w:rStyle w:val="Hyperlink"/>
@@ -1523,7 +1714,7 @@
             <w:noProof/>
             <w:webHidden/>
           </w:rPr>
-          <w:instrText xml:space="preserve"> PAGEREF _Toc240981293 \h </w:instrText>
+          <w:instrText xml:space="preserve"> PAGEREF _Toc240982234 \h </w:instrText>
         </w:r>
         <w:r>
           <w:rPr>
@@ -1543,7 +1734,7 @@
             <w:noProof/>
             <w:webHidden/>
           </w:rPr>
-          <w:t>16</w:t>
+          <w:t>17</w:t>
         </w:r>
         <w:r>
           <w:rPr>
@@ -1564,7 +1755,7 @@
           <w:noProof/>
         </w:rPr>
       </w:pPr>
-      <w:hyperlink w:anchor="_Toc240981294" w:history="1">
+      <w:hyperlink w:anchor="_Toc240982235" w:history="1">
         <w:r>
           <w:rPr>
             <w:rStyle w:val="Hyperlink"/>
@@ -1591,7 +1782,7 @@
             <w:noProof/>
             <w:webHidden/>
           </w:rPr>
-          <w:instrText xml:space="preserve"> PAGEREF _Toc240981294 \h </w:instrText>
+          <w:instrText xml:space="preserve"> PAGEREF _Toc240982235 \h </w:instrText>
         </w:r>
         <w:r>
           <w:rPr>
@@ -1611,7 +1802,7 @@
             <w:noProof/>
             <w:webHidden/>
           </w:rPr>
-          <w:t>16</w:t>
+          <w:t>17</w:t>
         </w:r>
         <w:r>
           <w:rPr>
@@ -1632,7 +1823,7 @@
           <w:noProof/>
         </w:rPr>
       </w:pPr>
-      <w:hyperlink w:anchor="_Toc240981295" w:history="1">
+      <w:hyperlink w:anchor="_Toc240982236" w:history="1">
         <w:r>
           <w:rPr>
             <w:rStyle w:val="Hyperlink"/>
@@ -1659,7 +1850,7 @@
             <w:noProof/>
             <w:webHidden/>
           </w:rPr>
-          <w:instrText xml:space="preserve"> PAGEREF _Toc240981295 \h </w:instrText>
+          <w:instrText xml:space="preserve"> PAGEREF _Toc240982236 \h </w:instrText>
         </w:r>
         <w:r>
           <w:rPr>
@@ -1679,7 +1870,7 @@
             <w:noProof/>
             <w:webHidden/>
           </w:rPr>
-          <w:t>16</w:t>
+          <w:t>17</w:t>
         </w:r>
         <w:r>
           <w:rPr>
@@ -1704,7 +1895,7 @@
       <w:pPr>
         <w:pStyle w:val="Heading1"/>
       </w:pPr>
-      <w:bookmarkStart w:id="0" w:name="_Toc240981280"/>
+      <w:bookmarkStart w:id="0" w:name="_Toc240982221"/>
       <w:r>
         <w:lastRenderedPageBreak/>
         <w:t>1. Basic Information (Application and Organization)</w:t>
@@ -1725,7 +1916,7 @@
       <w:pPr>
         <w:pStyle w:val="Heading2"/>
       </w:pPr>
-      <w:bookmarkStart w:id="1" w:name="_Toc240981281"/>
+      <w:bookmarkStart w:id="1" w:name="_Toc240982222"/>
       <w:r>
         <w:t>1.1 · Application Form</w:t>
       </w:r>
@@ -1761,7 +1952,7 @@
       <w:pPr>
         <w:pStyle w:val="Heading2"/>
       </w:pPr>
-      <w:bookmarkStart w:id="2" w:name="_Toc240981282"/>
+      <w:bookmarkStart w:id="2" w:name="_Toc240982223"/>
       <w:r>
         <w:t>1.2 · Manufacturer's Business License / Company Registration Certificate</w:t>
       </w:r>
@@ -2153,7 +2344,7 @@
       <w:pPr>
         <w:pStyle w:val="Heading2"/>
       </w:pPr>
-      <w:bookmarkStart w:id="3" w:name="_Toc240981283"/>
+      <w:bookmarkStart w:id="3" w:name="_Toc240982224"/>
       <w:r>
         <w:t>1.3 · Manufacturer's Organizational Chart and Contact Information</w:t>
       </w:r>
@@ -2361,7 +2552,7 @@
       <w:pPr>
         <w:pStyle w:val="Heading2"/>
       </w:pPr>
-      <w:bookmarkStart w:id="4" w:name="_Toc240981284"/>
+      <w:bookmarkStart w:id="4" w:name="_Toc240982225"/>
       <w:r>
         <w:t>1.4 · Address of Manufacturing Plant and Brief Introduction of Production Facilities</w:t>
       </w:r>
@@ -2605,7 +2796,7 @@
       <w:pPr>
         <w:pStyle w:val="Heading2"/>
       </w:pPr>
-      <w:bookmarkStart w:id="5" w:name="_Toc240981285"/>
+      <w:bookmarkStart w:id="5" w:name="_Toc240982226"/>
       <w:r>
         <w:t>1.5 · ISO 9001 Certificate, Quality Manual, and Directory of Procedure Documents (for QAR/QAN review)</w:t>
       </w:r>
@@ -2646,7 +2837,7 @@
       <w:pPr>
         <w:pStyle w:val="Heading1"/>
       </w:pPr>
-      <w:bookmarkStart w:id="6" w:name="_Toc240981286"/>
+      <w:bookmarkStart w:id="6" w:name="_Toc240982227"/>
       <w:r>
         <w:lastRenderedPageBreak/>
         <w:t>2. Technical Documentation</w:t>
@@ -2657,7 +2848,7 @@
       <w:pPr>
         <w:pStyle w:val="Heading2"/>
       </w:pPr>
-      <w:bookmarkStart w:id="7" w:name="_Toc240981287"/>
+      <w:bookmarkStart w:id="7" w:name="_Toc240982228"/>
       <w:r>
         <w:t>2.1 · Detailed Product Description</w:t>
       </w:r>
@@ -2729,7 +2920,7 @@
       <w:pPr>
         <w:pStyle w:val="Heading2"/>
       </w:pPr>
-      <w:bookmarkStart w:id="8" w:name="_Toc240981288"/>
+      <w:bookmarkStart w:id="8" w:name="_Toc240982229"/>
       <w:r>
         <w:t>2.2 · Product Name, Model, and Specification List</w:t>
       </w:r>
@@ -3206,7 +3397,7 @@
       <w:pPr>
         <w:pStyle w:val="Heading2"/>
       </w:pPr>
-      <w:bookmarkStart w:id="9" w:name="_Toc240981289"/>
+      <w:bookmarkStart w:id="9" w:name="_Toc240982230"/>
       <w:r>
         <w:lastRenderedPageBreak/>
         <w:t>2.3 · Complete and Clear Functional Description and Technical Parameters (Electrical, Mechanical, etc.)</w:t>
@@ -4806,7 +4997,7 @@
       <w:pPr>
         <w:pStyle w:val="Heading2"/>
       </w:pPr>
-      <w:bookmarkStart w:id="10" w:name="_Toc240981290"/>
+      <w:bookmarkStart w:id="10" w:name="_Toc240982231"/>
       <w:r>
         <w:t>2.4 · Clear Product Photos (Overall and Key Components)</w:t>
       </w:r>
@@ -4827,7 +5018,7 @@
         </w:rPr>
         <w:lastRenderedPageBreak/>
         <w:drawing>
-          <wp:inline distT="0" distB="0" distL="0" distR="0" wp14:anchorId="6006B1F2" wp14:editId="7BE5881F">
+          <wp:inline distT="0" distB="0" distL="0" distR="0" wp14:anchorId="7863425D" wp14:editId="12F5F00F">
             <wp:extent cx="1987074" cy="3291840"/>
             <wp:effectExtent l="0" t="0" r="0" b="0"/>
             <wp:docPr id="1" name="Picture 1"/>
@@ -4886,7 +5077,7 @@
           <w:noProof/>
         </w:rPr>
         <w:drawing>
-          <wp:inline distT="0" distB="0" distL="0" distR="0" wp14:anchorId="2FA40D17" wp14:editId="439700B3">
+          <wp:inline distT="0" distB="0" distL="0" distR="0" wp14:anchorId="0007361C" wp14:editId="2FB38EAA">
             <wp:extent cx="2468880" cy="3291840"/>
             <wp:effectExtent l="0" t="0" r="0" b="0"/>
             <wp:docPr id="2" name="Picture 2"/>
@@ -4940,7 +5131,7 @@
       <w:pPr>
         <w:pStyle w:val="Heading2"/>
       </w:pPr>
-      <w:bookmarkStart w:id="11" w:name="_Toc240981291"/>
+      <w:bookmarkStart w:id="11" w:name="_Toc240982232"/>
       <w:r>
         <w:t>2.5 · Description of Intended Use and Installation Environment</w:t>
       </w:r>
@@ -5257,7 +5448,7 @@
       <w:pPr>
         <w:pStyle w:val="Heading2"/>
       </w:pPr>
-      <w:bookmarkStart w:id="12" w:name="_Toc240981292"/>
+      <w:bookmarkStart w:id="12" w:name="_Toc240982233"/>
       <w:r>
         <w:t>2.6 · Design and Manufacturing Information</w:t>
       </w:r>
@@ -5285,7 +5476,7 @@
           <w:noProof/>
         </w:rPr>
         <w:drawing>
-          <wp:inline distT="0" distB="0" distL="0" distR="0" wp14:anchorId="1302A899" wp14:editId="680AB9B1">
+          <wp:inline distT="0" distB="0" distL="0" distR="0" wp14:anchorId="1674D5F8" wp14:editId="1B4153C7">
             <wp:extent cx="5486400" cy="3657600"/>
             <wp:effectExtent l="0" t="0" r="0" b="0"/>
             <wp:docPr id="3" name="Picture 3"/>
@@ -5345,7 +5536,7 @@
         </w:rPr>
         <w:lastRenderedPageBreak/>
         <w:drawing>
-          <wp:inline distT="0" distB="0" distL="0" distR="0" wp14:anchorId="7E829968" wp14:editId="73443060">
+          <wp:inline distT="0" distB="0" distL="0" distR="0" wp14:anchorId="3437B41D" wp14:editId="58058690">
             <wp:extent cx="4188616" cy="4206240"/>
             <wp:effectExtent l="0" t="0" r="0" b="0"/>
             <wp:docPr id="4" name="Picture 4"/>
@@ -5410,7 +5601,7 @@
         </w:rPr>
         <w:lastRenderedPageBreak/>
         <w:drawing>
-          <wp:inline distT="0" distB="0" distL="0" distR="0" wp14:anchorId="1A00CDFC" wp14:editId="2BEB00CF">
+          <wp:inline distT="0" distB="0" distL="0" distR="0" wp14:anchorId="67082DD5" wp14:editId="3FD33752">
             <wp:extent cx="5669280" cy="3847707"/>
             <wp:effectExtent l="0" t="0" r="0" b="0"/>
             <wp:docPr id="5" name="Picture 5"/>
@@ -5474,7 +5665,7 @@
           <w:noProof/>
         </w:rPr>
         <w:drawing>
-          <wp:inline distT="0" distB="0" distL="0" distR="0" wp14:anchorId="718ACAE1" wp14:editId="74961717">
+          <wp:inline distT="0" distB="0" distL="0" distR="0" wp14:anchorId="24FE10B2" wp14:editId="41D33037">
             <wp:extent cx="5669280" cy="3188136"/>
             <wp:effectExtent l="0" t="0" r="0" b="0"/>
             <wp:docPr id="6" name="Picture 6"/>
@@ -5539,7 +5730,7 @@
           <w:noProof/>
         </w:rPr>
         <w:drawing>
-          <wp:inline distT="0" distB="0" distL="0" distR="0" wp14:anchorId="3D00C936" wp14:editId="62340032">
+          <wp:inline distT="0" distB="0" distL="0" distR="0" wp14:anchorId="5DED869E" wp14:editId="7C525707">
             <wp:extent cx="5486400" cy="3875980"/>
             <wp:effectExtent l="0" t="0" r="0" b="0"/>
             <wp:docPr id="7" name="Picture 7"/>
@@ -6328,7 +6519,7 @@
       <w:pPr>
         <w:pStyle w:val="Heading1"/>
       </w:pPr>
-      <w:bookmarkStart w:id="13" w:name="_Toc240981293"/>
+      <w:bookmarkStart w:id="13" w:name="_Toc240982234"/>
       <w:r>
         <w:lastRenderedPageBreak/>
         <w:t>3. Sample Information</w:t>
@@ -6339,7 +6530,7 @@
       <w:pPr>
         <w:pStyle w:val="Heading2"/>
       </w:pPr>
-      <w:bookmarkStart w:id="14" w:name="_Toc240981294"/>
+      <w:bookmarkStart w:id="14" w:name="_Toc240982235"/>
       <w:r>
         <w:t>3.1 · Model, Serial Number, and Status of the Sample</w:t>
       </w:r>
@@ -6375,7 +6566,7 @@
       <w:pPr>
         <w:pStyle w:val="Heading2"/>
       </w:pPr>
-      <w:bookmarkStart w:id="15" w:name="_Toc240981295"/>
+      <w:bookmarkStart w:id="15" w:name="_Toc240982236"/>
       <w:r>
         <w:t>3.2 · Necessary Test Fixtures or Auxiliary Equipment</w:t>
       </w:r>
@@ -6834,7 +7025,7 @@
         <w:color w:val="4A4A4A"/>
         <w:sz w:val="16"/>
       </w:rPr>
-      <w:t>LGU/GLD/IECEX-CIR/2026-001  ·  Rev. 0.1</w:t>
+      <w:t>LGU/GLD/IECEX-CIR/2026-001  ·  Rev. 0.2</w:t>
     </w:r>
     <w:r>
       <w:rPr>
@@ -7141,31 +7332,31 @@
       </w:rPr>
     </w:lvl>
   </w:abstractNum>
-  <w:num w:numId="1" w16cid:durableId="1578518117">
+  <w:num w:numId="1" w16cid:durableId="1957104601">
     <w:abstractNumId w:val="8"/>
   </w:num>
-  <w:num w:numId="2" w16cid:durableId="1182476051">
+  <w:num w:numId="2" w16cid:durableId="722757962">
     <w:abstractNumId w:val="6"/>
   </w:num>
-  <w:num w:numId="3" w16cid:durableId="1028601474">
+  <w:num w:numId="3" w16cid:durableId="1896351776">
     <w:abstractNumId w:val="5"/>
   </w:num>
-  <w:num w:numId="4" w16cid:durableId="1474181133">
+  <w:num w:numId="4" w16cid:durableId="23292484">
     <w:abstractNumId w:val="4"/>
   </w:num>
-  <w:num w:numId="5" w16cid:durableId="373501705">
+  <w:num w:numId="5" w16cid:durableId="791286258">
     <w:abstractNumId w:val="7"/>
   </w:num>
-  <w:num w:numId="6" w16cid:durableId="1912156929">
+  <w:num w:numId="6" w16cid:durableId="13001293">
     <w:abstractNumId w:val="3"/>
   </w:num>
-  <w:num w:numId="7" w16cid:durableId="397360662">
+  <w:num w:numId="7" w16cid:durableId="60101637">
     <w:abstractNumId w:val="2"/>
   </w:num>
-  <w:num w:numId="8" w16cid:durableId="2012559780">
+  <w:num w:numId="8" w16cid:durableId="2082943224">
     <w:abstractNumId w:val="1"/>
   </w:num>
-  <w:num w:numId="9" w16cid:durableId="484589147">
+  <w:num w:numId="9" w16cid:durableId="1670519224">
     <w:abstractNumId w:val="0"/>
   </w:num>
 </w:numbering>
@@ -18587,7 +18778,7 @@
     <w:autoRedefine/>
     <w:uiPriority w:val="39"/>
     <w:unhideWhenUsed/>
-    <w:rsid w:val="00DB3F07"/>
+    <w:rsid w:val="00B85952"/>
     <w:pPr>
       <w:spacing w:after="100"/>
     </w:pPr>
@@ -18599,7 +18790,7 @@
     <w:autoRedefine/>
     <w:uiPriority w:val="39"/>
     <w:unhideWhenUsed/>
-    <w:rsid w:val="00DB3F07"/>
+    <w:rsid w:val="00B85952"/>
     <w:pPr>
       <w:spacing w:after="100"/>
       <w:ind w:left="210"/>
@@ -18610,7 +18801,7 @@
     <w:basedOn w:val="DefaultParagraphFont"/>
     <w:uiPriority w:val="99"/>
     <w:unhideWhenUsed/>
-    <w:rsid w:val="00DB3F07"/>
+    <w:rsid w:val="00B85952"/>
     <w:rPr>
       <w:color w:val="0000FF" w:themeColor="hyperlink"/>
       <w:u w:val="single"/>

--- a/Paket Sertifikasi ATEX & Manual/IECEx_ATEX_Certification_Information_Requirements_GLD.docx
+++ b/Paket Sertifikasi ATEX & Manual/IECEx_ATEX_Certification_Information_Requirements_GLD.docx
@@ -223,7 +223,7 @@
               <w:rPr>
                 <w:sz w:val="20"/>
               </w:rPr>
-              <w:t>0.2</w:t>
+              <w:t>0.3</w:t>
             </w:r>
           </w:p>
         </w:tc>
@@ -760,6 +760,56 @@
                 <w:sz w:val="19"/>
               </w:rPr>
               <w:t>lified to “GLD V2”. Layout fix: kept the Section 2.6.b BOM paragraph together across the page break.</w:t>
+            </w:r>
+          </w:p>
+        </w:tc>
+      </w:tr>
+      <w:tr>
+        <w:tc>
+          <w:tcPr>
+            <w:tcW w:w="1296" w:type="dxa"/>
+          </w:tcPr>
+          <w:p>
+            <w:pPr>
+              <w:spacing w:after="40"/>
+            </w:pPr>
+            <w:r>
+              <w:rPr>
+                <w:sz w:val="19"/>
+              </w:rPr>
+              <w:t>0.3</w:t>
+            </w:r>
+          </w:p>
+        </w:tc>
+        <w:tc>
+          <w:tcPr>
+            <w:tcW w:w="1872" w:type="dxa"/>
+          </w:tcPr>
+          <w:p>
+            <w:pPr>
+              <w:spacing w:after="40"/>
+            </w:pPr>
+            <w:r>
+              <w:rPr>
+                <w:sz w:val="19"/>
+              </w:rPr>
+              <w:t>22 September 2026</w:t>
+            </w:r>
+          </w:p>
+        </w:tc>
+        <w:tc>
+          <w:tcPr>
+            <w:tcW w:w="6192" w:type="dxa"/>
+          </w:tcPr>
+          <w:p>
+            <w:pPr>
+              <w:spacing w:after="40"/>
+            </w:pPr>
+            <w:r>
+              <w:rPr>
+                <w:sz w:val="19"/>
+              </w:rPr>
+              <w:t>“Bracket”/“L-bracket” terminology corrected throughout to “U-bolt mounting plate” (Sections 2.1, 2.3, 2.6.a), matching the actual CAD drawing (a flat 250×250 mm plate secured by 2× U-bolts — not an angled/L-shaped bracket).</w:t>
             </w:r>
           </w:p>
         </w:tc>
@@ -803,7 +853,7 @@
       <w:r>
         <w:fldChar w:fldCharType="separate"/>
       </w:r>
-      <w:hyperlink w:anchor="_Toc240982221" w:history="1">
+      <w:hyperlink w:anchor="_Toc240982769" w:history="1">
         <w:r>
           <w:rPr>
             <w:rStyle w:val="Hyperlink"/>
@@ -830,7 +880,7 @@
             <w:noProof/>
             <w:webHidden/>
           </w:rPr>
-          <w:instrText xml:space="preserve"> PAGEREF _Toc240982221 \h </w:instrText>
+          <w:instrText xml:space="preserve"> PAGEREF _Toc240982769 \h </w:instrText>
         </w:r>
         <w:r>
           <w:rPr>
@@ -871,7 +921,7 @@
           <w:noProof/>
         </w:rPr>
       </w:pPr>
-      <w:hyperlink w:anchor="_Toc240982222" w:history="1">
+      <w:hyperlink w:anchor="_Toc240982770" w:history="1">
         <w:r>
           <w:rPr>
             <w:rStyle w:val="Hyperlink"/>
@@ -898,7 +948,7 @@
             <w:noProof/>
             <w:webHidden/>
           </w:rPr>
-          <w:instrText xml:space="preserve"> PAGEREF _Toc240982222 \h </w:instrText>
+          <w:instrText xml:space="preserve"> PAGEREF _Toc240982770 \h </w:instrText>
         </w:r>
         <w:r>
           <w:rPr>
@@ -939,7 +989,7 @@
           <w:noProof/>
         </w:rPr>
       </w:pPr>
-      <w:hyperlink w:anchor="_Toc240982223" w:history="1">
+      <w:hyperlink w:anchor="_Toc240982771" w:history="1">
         <w:r>
           <w:rPr>
             <w:rStyle w:val="Hyperlink"/>
@@ -966,7 +1016,7 @@
             <w:noProof/>
             <w:webHidden/>
           </w:rPr>
-          <w:instrText xml:space="preserve"> PAGEREF _Toc240982223 \h </w:instrText>
+          <w:instrText xml:space="preserve"> PAGEREF _Toc240982771 \h </w:instrText>
         </w:r>
         <w:r>
           <w:rPr>
@@ -1007,7 +1057,7 @@
           <w:noProof/>
         </w:rPr>
       </w:pPr>
-      <w:hyperlink w:anchor="_Toc240982224" w:history="1">
+      <w:hyperlink w:anchor="_Toc240982772" w:history="1">
         <w:r>
           <w:rPr>
             <w:rStyle w:val="Hyperlink"/>
@@ -1034,7 +1084,7 @@
             <w:noProof/>
             <w:webHidden/>
           </w:rPr>
-          <w:instrText xml:space="preserve"> PAGEREF _Toc240982224 \h </w:instrText>
+          <w:instrText xml:space="preserve"> PAGEREF _Toc240982772 \h </w:instrText>
         </w:r>
         <w:r>
           <w:rPr>
@@ -1075,7 +1125,7 @@
           <w:noProof/>
         </w:rPr>
       </w:pPr>
-      <w:hyperlink w:anchor="_Toc240982225" w:history="1">
+      <w:hyperlink w:anchor="_Toc240982773" w:history="1">
         <w:r>
           <w:rPr>
             <w:rStyle w:val="Hyperlink"/>
@@ -1102,7 +1152,7 @@
             <w:noProof/>
             <w:webHidden/>
           </w:rPr>
-          <w:instrText xml:space="preserve"> PAGEREF _Toc240982225 \h </w:instrText>
+          <w:instrText xml:space="preserve"> PAGEREF _Toc240982773 \h </w:instrText>
         </w:r>
         <w:r>
           <w:rPr>
@@ -1143,7 +1193,7 @@
           <w:noProof/>
         </w:rPr>
       </w:pPr>
-      <w:hyperlink w:anchor="_Toc240982226" w:history="1">
+      <w:hyperlink w:anchor="_Toc240982774" w:history="1">
         <w:r>
           <w:rPr>
             <w:rStyle w:val="Hyperlink"/>
@@ -1170,7 +1220,7 @@
             <w:noProof/>
             <w:webHidden/>
           </w:rPr>
-          <w:instrText xml:space="preserve"> PAGEREF _Toc240982226 \h </w:instrText>
+          <w:instrText xml:space="preserve"> PAGEREF _Toc240982774 \h </w:instrText>
         </w:r>
         <w:r>
           <w:rPr>
@@ -1211,7 +1261,7 @@
           <w:noProof/>
         </w:rPr>
       </w:pPr>
-      <w:hyperlink w:anchor="_Toc240982227" w:history="1">
+      <w:hyperlink w:anchor="_Toc240982775" w:history="1">
         <w:r>
           <w:rPr>
             <w:rStyle w:val="Hyperlink"/>
@@ -1238,7 +1288,7 @@
             <w:noProof/>
             <w:webHidden/>
           </w:rPr>
-          <w:instrText xml:space="preserve"> PAGEREF _Toc240982227 \h </w:instrText>
+          <w:instrText xml:space="preserve"> PAGEREF _Toc240982775 \h </w:instrText>
         </w:r>
         <w:r>
           <w:rPr>
@@ -1279,7 +1329,7 @@
           <w:noProof/>
         </w:rPr>
       </w:pPr>
-      <w:hyperlink w:anchor="_Toc240982228" w:history="1">
+      <w:hyperlink w:anchor="_Toc240982776" w:history="1">
         <w:r>
           <w:rPr>
             <w:rStyle w:val="Hyperlink"/>
@@ -1306,7 +1356,7 @@
             <w:noProof/>
             <w:webHidden/>
           </w:rPr>
-          <w:instrText xml:space="preserve"> PAGEREF _Toc240982228 \h </w:instrText>
+          <w:instrText xml:space="preserve"> PAGEREF _Toc240982776 \h </w:instrText>
         </w:r>
         <w:r>
           <w:rPr>
@@ -1347,7 +1397,7 @@
           <w:noProof/>
         </w:rPr>
       </w:pPr>
-      <w:hyperlink w:anchor="_Toc240982229" w:history="1">
+      <w:hyperlink w:anchor="_Toc240982777" w:history="1">
         <w:r>
           <w:rPr>
             <w:rStyle w:val="Hyperlink"/>
@@ -1374,7 +1424,7 @@
             <w:noProof/>
             <w:webHidden/>
           </w:rPr>
-          <w:instrText xml:space="preserve"> PAGEREF _Toc240982229 \h </w:instrText>
+          <w:instrText xml:space="preserve"> PAGEREF _Toc240982777 \h </w:instrText>
         </w:r>
         <w:r>
           <w:rPr>
@@ -1415,7 +1465,7 @@
           <w:noProof/>
         </w:rPr>
       </w:pPr>
-      <w:hyperlink w:anchor="_Toc240982230" w:history="1">
+      <w:hyperlink w:anchor="_Toc240982778" w:history="1">
         <w:r>
           <w:rPr>
             <w:rStyle w:val="Hyperlink"/>
@@ -1442,7 +1492,7 @@
             <w:noProof/>
             <w:webHidden/>
           </w:rPr>
-          <w:instrText xml:space="preserve"> PAGEREF _Toc240982230 \h </w:instrText>
+          <w:instrText xml:space="preserve"> PAGEREF _Toc240982778 \h </w:instrText>
         </w:r>
         <w:r>
           <w:rPr>
@@ -1483,7 +1533,7 @@
           <w:noProof/>
         </w:rPr>
       </w:pPr>
-      <w:hyperlink w:anchor="_Toc240982231" w:history="1">
+      <w:hyperlink w:anchor="_Toc240982779" w:history="1">
         <w:r>
           <w:rPr>
             <w:rStyle w:val="Hyperlink"/>
@@ -1510,7 +1560,7 @@
             <w:noProof/>
             <w:webHidden/>
           </w:rPr>
-          <w:instrText xml:space="preserve"> PAGEREF _Toc240982231 \h </w:instrText>
+          <w:instrText xml:space="preserve"> PAGEREF _Toc240982779 \h </w:instrText>
         </w:r>
         <w:r>
           <w:rPr>
@@ -1551,7 +1601,7 @@
           <w:noProof/>
         </w:rPr>
       </w:pPr>
-      <w:hyperlink w:anchor="_Toc240982232" w:history="1">
+      <w:hyperlink w:anchor="_Toc240982780" w:history="1">
         <w:r>
           <w:rPr>
             <w:rStyle w:val="Hyperlink"/>
@@ -1578,7 +1628,7 @@
             <w:noProof/>
             <w:webHidden/>
           </w:rPr>
-          <w:instrText xml:space="preserve"> PAGEREF _Toc240982232 \h </w:instrText>
+          <w:instrText xml:space="preserve"> PAGEREF _Toc240982780 \h </w:instrText>
         </w:r>
         <w:r>
           <w:rPr>
@@ -1619,7 +1669,7 @@
           <w:noProof/>
         </w:rPr>
       </w:pPr>
-      <w:hyperlink w:anchor="_Toc240982233" w:history="1">
+      <w:hyperlink w:anchor="_Toc240982781" w:history="1">
         <w:r>
           <w:rPr>
             <w:rStyle w:val="Hyperlink"/>
@@ -1646,7 +1696,7 @@
             <w:noProof/>
             <w:webHidden/>
           </w:rPr>
-          <w:instrText xml:space="preserve"> PAGEREF _Toc240982233 \h </w:instrText>
+          <w:instrText xml:space="preserve"> PAGEREF _Toc240982781 \h </w:instrText>
         </w:r>
         <w:r>
           <w:rPr>
@@ -1687,7 +1737,7 @@
           <w:noProof/>
         </w:rPr>
       </w:pPr>
-      <w:hyperlink w:anchor="_Toc240982234" w:history="1">
+      <w:hyperlink w:anchor="_Toc240982782" w:history="1">
         <w:r>
           <w:rPr>
             <w:rStyle w:val="Hyperlink"/>
@@ -1714,7 +1764,7 @@
             <w:noProof/>
             <w:webHidden/>
           </w:rPr>
-          <w:instrText xml:space="preserve"> PAGEREF _Toc240982234 \h </w:instrText>
+          <w:instrText xml:space="preserve"> PAGEREF _Toc240982782 \h </w:instrText>
         </w:r>
         <w:r>
           <w:rPr>
@@ -1755,7 +1805,7 @@
           <w:noProof/>
         </w:rPr>
       </w:pPr>
-      <w:hyperlink w:anchor="_Toc240982235" w:history="1">
+      <w:hyperlink w:anchor="_Toc240982783" w:history="1">
         <w:r>
           <w:rPr>
             <w:rStyle w:val="Hyperlink"/>
@@ -1782,7 +1832,7 @@
             <w:noProof/>
             <w:webHidden/>
           </w:rPr>
-          <w:instrText xml:space="preserve"> PAGEREF _Toc240982235 \h </w:instrText>
+          <w:instrText xml:space="preserve"> PAGEREF _Toc240982783 \h </w:instrText>
         </w:r>
         <w:r>
           <w:rPr>
@@ -1823,7 +1873,7 @@
           <w:noProof/>
         </w:rPr>
       </w:pPr>
-      <w:hyperlink w:anchor="_Toc240982236" w:history="1">
+      <w:hyperlink w:anchor="_Toc240982784" w:history="1">
         <w:r>
           <w:rPr>
             <w:rStyle w:val="Hyperlink"/>
@@ -1850,7 +1900,7 @@
             <w:noProof/>
             <w:webHidden/>
           </w:rPr>
-          <w:instrText xml:space="preserve"> PAGEREF _Toc240982236 \h </w:instrText>
+          <w:instrText xml:space="preserve"> PAGEREF _Toc240982784 \h </w:instrText>
         </w:r>
         <w:r>
           <w:rPr>
@@ -1895,7 +1945,7 @@
       <w:pPr>
         <w:pStyle w:val="Heading1"/>
       </w:pPr>
-      <w:bookmarkStart w:id="0" w:name="_Toc240982221"/>
+      <w:bookmarkStart w:id="0" w:name="_Toc240982769"/>
       <w:r>
         <w:lastRenderedPageBreak/>
         <w:t>1. Basic Information (Application and Organization)</w:t>
@@ -1916,7 +1966,7 @@
       <w:pPr>
         <w:pStyle w:val="Heading2"/>
       </w:pPr>
-      <w:bookmarkStart w:id="1" w:name="_Toc240982222"/>
+      <w:bookmarkStart w:id="1" w:name="_Toc240982770"/>
       <w:r>
         <w:t>1.1 · Application Form</w:t>
       </w:r>
@@ -1952,7 +2002,7 @@
       <w:pPr>
         <w:pStyle w:val="Heading2"/>
       </w:pPr>
-      <w:bookmarkStart w:id="2" w:name="_Toc240982223"/>
+      <w:bookmarkStart w:id="2" w:name="_Toc240982771"/>
       <w:r>
         <w:t>1.2 · Manufacturer's Business License / Company Registration Certificate</w:t>
       </w:r>
@@ -2344,7 +2394,7 @@
       <w:pPr>
         <w:pStyle w:val="Heading2"/>
       </w:pPr>
-      <w:bookmarkStart w:id="3" w:name="_Toc240982224"/>
+      <w:bookmarkStart w:id="3" w:name="_Toc240982772"/>
       <w:r>
         <w:t>1.3 · Manufacturer's Organizational Chart and Contact Information</w:t>
       </w:r>
@@ -2552,7 +2602,7 @@
       <w:pPr>
         <w:pStyle w:val="Heading2"/>
       </w:pPr>
-      <w:bookmarkStart w:id="4" w:name="_Toc240982225"/>
+      <w:bookmarkStart w:id="4" w:name="_Toc240982773"/>
       <w:r>
         <w:t>1.4 · Address of Manufacturing Plant and Brief Introduction of Production Facilities</w:t>
       </w:r>
@@ -2796,7 +2846,7 @@
       <w:pPr>
         <w:pStyle w:val="Heading2"/>
       </w:pPr>
-      <w:bookmarkStart w:id="5" w:name="_Toc240982226"/>
+      <w:bookmarkStart w:id="5" w:name="_Toc240982774"/>
       <w:r>
         <w:t>1.5 · ISO 9001 Certificate, Quality Manual, and Directory of Procedure Documents (for QAR/QAN review)</w:t>
       </w:r>
@@ -2837,7 +2887,7 @@
       <w:pPr>
         <w:pStyle w:val="Heading1"/>
       </w:pPr>
-      <w:bookmarkStart w:id="6" w:name="_Toc240982227"/>
+      <w:bookmarkStart w:id="6" w:name="_Toc240982775"/>
       <w:r>
         <w:lastRenderedPageBreak/>
         <w:t>2. Technical Documentation</w:t>
@@ -2848,7 +2898,7 @@
       <w:pPr>
         <w:pStyle w:val="Heading2"/>
       </w:pPr>
-      <w:bookmarkStart w:id="7" w:name="_Toc240982228"/>
+      <w:bookmarkStart w:id="7" w:name="_Toc240982776"/>
       <w:r>
         <w:t>2.1 · Detailed Product Description</w:t>
       </w:r>
@@ -2869,7 +2919,7 @@
     </w:p>
     <w:p>
       <w:r>
-        <w:t>The enclosure is designed for hazardous-area deployment at refinery sites, using metal materials (aluminum alloy — ADC12 die-cast grade — and stainless steel) and mounted via a bracket to existing structures without drilling or welding. The current production power configuration is continuous 24 VDC, supplied via an AC/DC adapter (220 VAC/50 Hz → 24 VDC) connected to the site electrical supply.</w:t>
+        <w:t>The enclosure is designed for hazardous-area deployment at refinery sites, using metal materials (aluminum alloy — ADC12 die-cast grade — and stainless steel) and mounted via a U-bolt mounting plate to existing structures without drilling or welding. The current production power configuration is continuous 24 VDC, supplied via an AC/DC adapter (220 VAC/50 Hz → 24 VDC) connected to the site electrical supply.</w:t>
       </w:r>
     </w:p>
     <w:tbl>
@@ -2920,7 +2970,7 @@
       <w:pPr>
         <w:pStyle w:val="Heading2"/>
       </w:pPr>
-      <w:bookmarkStart w:id="8" w:name="_Toc240982229"/>
+      <w:bookmarkStart w:id="8" w:name="_Toc240982777"/>
       <w:r>
         <w:t>2.2 · Product Name, Model, and Specification List</w:t>
       </w:r>
@@ -3397,7 +3447,7 @@
       <w:pPr>
         <w:pStyle w:val="Heading2"/>
       </w:pPr>
-      <w:bookmarkStart w:id="9" w:name="_Toc240982230"/>
+      <w:bookmarkStart w:id="9" w:name="_Toc240982778"/>
       <w:r>
         <w:lastRenderedPageBreak/>
         <w:t>2.3 · Complete and Clear Functional Description and Technical Parameters (Electrical, Mechanical, etc.)</w:t>
@@ -4349,7 +4399,7 @@
               <w:rPr>
                 <w:sz w:val="19"/>
               </w:rPr>
-              <w:t>Bracket + U-bolt (2″/DN50), no drilling/welding</w:t>
+              <w:t>U-bolt mounting plate (2″/DN50), no drilling/welding</w:t>
             </w:r>
           </w:p>
         </w:tc>
@@ -4997,7 +5047,7 @@
       <w:pPr>
         <w:pStyle w:val="Heading2"/>
       </w:pPr>
-      <w:bookmarkStart w:id="10" w:name="_Toc240982231"/>
+      <w:bookmarkStart w:id="10" w:name="_Toc240982779"/>
       <w:r>
         <w:t>2.4 · Clear Product Photos (Overall and Key Components)</w:t>
       </w:r>
@@ -5018,7 +5068,7 @@
         </w:rPr>
         <w:lastRenderedPageBreak/>
         <w:drawing>
-          <wp:inline distT="0" distB="0" distL="0" distR="0" wp14:anchorId="7863425D" wp14:editId="12F5F00F">
+          <wp:inline distT="0" distB="0" distL="0" distR="0" wp14:anchorId="7CCAF2ED" wp14:editId="10D657E6">
             <wp:extent cx="1987074" cy="3291840"/>
             <wp:effectExtent l="0" t="0" r="0" b="0"/>
             <wp:docPr id="1" name="Picture 1"/>
@@ -5077,7 +5127,7 @@
           <w:noProof/>
         </w:rPr>
         <w:drawing>
-          <wp:inline distT="0" distB="0" distL="0" distR="0" wp14:anchorId="0007361C" wp14:editId="2FB38EAA">
+          <wp:inline distT="0" distB="0" distL="0" distR="0" wp14:anchorId="09F6D851" wp14:editId="5DD55305">
             <wp:extent cx="2468880" cy="3291840"/>
             <wp:effectExtent l="0" t="0" r="0" b="0"/>
             <wp:docPr id="2" name="Picture 2"/>
@@ -5131,7 +5181,7 @@
       <w:pPr>
         <w:pStyle w:val="Heading2"/>
       </w:pPr>
-      <w:bookmarkStart w:id="11" w:name="_Toc240982232"/>
+      <w:bookmarkStart w:id="11" w:name="_Toc240982780"/>
       <w:r>
         <w:t>2.5 · Description of Intended Use and Installation Environment</w:t>
       </w:r>
@@ -5448,7 +5498,7 @@
       <w:pPr>
         <w:pStyle w:val="Heading2"/>
       </w:pPr>
-      <w:bookmarkStart w:id="12" w:name="_Toc240982233"/>
+      <w:bookmarkStart w:id="12" w:name="_Toc240982781"/>
       <w:r>
         <w:t>2.6 · Design and Manufacturing Information</w:t>
       </w:r>
@@ -5476,7 +5526,7 @@
           <w:noProof/>
         </w:rPr>
         <w:drawing>
-          <wp:inline distT="0" distB="0" distL="0" distR="0" wp14:anchorId="1674D5F8" wp14:editId="1B4153C7">
+          <wp:inline distT="0" distB="0" distL="0" distR="0" wp14:anchorId="5BDEDE7A" wp14:editId="1009CB3C">
             <wp:extent cx="5486400" cy="3657600"/>
             <wp:effectExtent l="0" t="0" r="0" b="0"/>
             <wp:docPr id="3" name="Picture 3"/>
@@ -5536,7 +5586,7 @@
         </w:rPr>
         <w:lastRenderedPageBreak/>
         <w:drawing>
-          <wp:inline distT="0" distB="0" distL="0" distR="0" wp14:anchorId="3437B41D" wp14:editId="58058690">
+          <wp:inline distT="0" distB="0" distL="0" distR="0" wp14:anchorId="62C67943" wp14:editId="7326EF94">
             <wp:extent cx="4188616" cy="4206240"/>
             <wp:effectExtent l="0" t="0" r="0" b="0"/>
             <wp:docPr id="4" name="Picture 4"/>
@@ -5601,7 +5651,7 @@
         </w:rPr>
         <w:lastRenderedPageBreak/>
         <w:drawing>
-          <wp:inline distT="0" distB="0" distL="0" distR="0" wp14:anchorId="67082DD5" wp14:editId="3FD33752">
+          <wp:inline distT="0" distB="0" distL="0" distR="0" wp14:anchorId="37C204B7" wp14:editId="293BB560">
             <wp:extent cx="5669280" cy="3847707"/>
             <wp:effectExtent l="0" t="0" r="0" b="0"/>
             <wp:docPr id="5" name="Picture 5"/>
@@ -5648,7 +5698,7 @@
           <w:color w:val="4A4A4A"/>
           <w:sz w:val="17"/>
         </w:rPr>
-        <w:t>Enclosure envelope &amp; L-bracket/U-bolt mounting assembly — dimensioned drawing sheet (drafted 31 Aug 2026, from a STEP solid model).</w:t>
+        <w:t>Enclosure envelope &amp; U-bolt mounting plate assembly — dimensioned drawing sheet (drafted 31 Aug 2026, from a STEP solid model).</w:t>
       </w:r>
     </w:p>
     <w:p>
@@ -5665,7 +5715,7 @@
           <w:noProof/>
         </w:rPr>
         <w:drawing>
-          <wp:inline distT="0" distB="0" distL="0" distR="0" wp14:anchorId="24FE10B2" wp14:editId="41D33037">
+          <wp:inline distT="0" distB="0" distL="0" distR="0" wp14:anchorId="72A9F5FE" wp14:editId="7D4F1478">
             <wp:extent cx="5669280" cy="3188136"/>
             <wp:effectExtent l="0" t="0" r="0" b="0"/>
             <wp:docPr id="6" name="Picture 6"/>
@@ -5730,7 +5780,7 @@
           <w:noProof/>
         </w:rPr>
         <w:drawing>
-          <wp:inline distT="0" distB="0" distL="0" distR="0" wp14:anchorId="5DED869E" wp14:editId="7C525707">
+          <wp:inline distT="0" distB="0" distL="0" distR="0" wp14:anchorId="5DD141E4" wp14:editId="3FD9C33C">
             <wp:extent cx="5486400" cy="3875980"/>
             <wp:effectExtent l="0" t="0" r="0" b="0"/>
             <wp:docPr id="7" name="Picture 7"/>
@@ -6519,7 +6569,7 @@
       <w:pPr>
         <w:pStyle w:val="Heading1"/>
       </w:pPr>
-      <w:bookmarkStart w:id="13" w:name="_Toc240982234"/>
+      <w:bookmarkStart w:id="13" w:name="_Toc240982782"/>
       <w:r>
         <w:lastRenderedPageBreak/>
         <w:t>3. Sample Information</w:t>
@@ -6530,7 +6580,7 @@
       <w:pPr>
         <w:pStyle w:val="Heading2"/>
       </w:pPr>
-      <w:bookmarkStart w:id="14" w:name="_Toc240982235"/>
+      <w:bookmarkStart w:id="14" w:name="_Toc240982783"/>
       <w:r>
         <w:t>3.1 · Model, Serial Number, and Status of the Sample</w:t>
       </w:r>
@@ -6566,7 +6616,7 @@
       <w:pPr>
         <w:pStyle w:val="Heading2"/>
       </w:pPr>
-      <w:bookmarkStart w:id="15" w:name="_Toc240982236"/>
+      <w:bookmarkStart w:id="15" w:name="_Toc240982784"/>
       <w:r>
         <w:t>3.2 · Necessary Test Fixtures or Auxiliary Equipment</w:t>
       </w:r>
@@ -7025,7 +7075,7 @@
         <w:color w:val="4A4A4A"/>
         <w:sz w:val="16"/>
       </w:rPr>
-      <w:t>LGU/GLD/IECEX-CIR/2026-001  ·  Rev. 0.2</w:t>
+      <w:t>LGU/GLD/IECEX-CIR/2026-001  ·  Rev. 0.3</w:t>
     </w:r>
     <w:r>
       <w:rPr>
@@ -7332,31 +7382,31 @@
       </w:rPr>
     </w:lvl>
   </w:abstractNum>
-  <w:num w:numId="1" w16cid:durableId="1957104601">
+  <w:num w:numId="1" w16cid:durableId="1059210798">
     <w:abstractNumId w:val="8"/>
   </w:num>
-  <w:num w:numId="2" w16cid:durableId="722757962">
+  <w:num w:numId="2" w16cid:durableId="2107997819">
     <w:abstractNumId w:val="6"/>
   </w:num>
-  <w:num w:numId="3" w16cid:durableId="1896351776">
+  <w:num w:numId="3" w16cid:durableId="1984115674">
     <w:abstractNumId w:val="5"/>
   </w:num>
-  <w:num w:numId="4" w16cid:durableId="23292484">
+  <w:num w:numId="4" w16cid:durableId="2097052422">
     <w:abstractNumId w:val="4"/>
   </w:num>
-  <w:num w:numId="5" w16cid:durableId="791286258">
+  <w:num w:numId="5" w16cid:durableId="920407334">
     <w:abstractNumId w:val="7"/>
   </w:num>
-  <w:num w:numId="6" w16cid:durableId="13001293">
+  <w:num w:numId="6" w16cid:durableId="1950353663">
     <w:abstractNumId w:val="3"/>
   </w:num>
-  <w:num w:numId="7" w16cid:durableId="60101637">
+  <w:num w:numId="7" w16cid:durableId="1204514347">
     <w:abstractNumId w:val="2"/>
   </w:num>
-  <w:num w:numId="8" w16cid:durableId="2082943224">
+  <w:num w:numId="8" w16cid:durableId="914702331">
     <w:abstractNumId w:val="1"/>
   </w:num>
-  <w:num w:numId="9" w16cid:durableId="1670519224">
+  <w:num w:numId="9" w16cid:durableId="100995350">
     <w:abstractNumId w:val="0"/>
   </w:num>
 </w:numbering>
@@ -18778,7 +18828,7 @@
     <w:autoRedefine/>
     <w:uiPriority w:val="39"/>
     <w:unhideWhenUsed/>
-    <w:rsid w:val="00B85952"/>
+    <w:rsid w:val="00BC4CD3"/>
     <w:pPr>
       <w:spacing w:after="100"/>
     </w:pPr>
@@ -18790,7 +18840,7 @@
     <w:autoRedefine/>
     <w:uiPriority w:val="39"/>
     <w:unhideWhenUsed/>
-    <w:rsid w:val="00B85952"/>
+    <w:rsid w:val="00BC4CD3"/>
     <w:pPr>
       <w:spacing w:after="100"/>
       <w:ind w:left="210"/>
@@ -18801,7 +18851,7 @@
     <w:basedOn w:val="DefaultParagraphFont"/>
     <w:uiPriority w:val="99"/>
     <w:unhideWhenUsed/>
-    <w:rsid w:val="00B85952"/>
+    <w:rsid w:val="00BC4CD3"/>
     <w:rPr>
       <w:color w:val="0000FF" w:themeColor="hyperlink"/>
       <w:u w:val="single"/>

--- a/Paket Sertifikasi ATEX & Manual/IECEx_ATEX_Certification_Information_Requirements_GLD.docx
+++ b/Paket Sertifikasi ATEX & Manual/IECEx_ATEX_Certification_Information_Requirements_GLD.docx
@@ -26,7 +26,7 @@
                 <w:color w:val="FFFFFF"/>
                 <w:sz w:val="28"/>
               </w:rPr>
-              <w:t>PT LAPI GANESHA UTAMA</w:t>
+              <w:t>PT GALAKSI MEGATAMA INDONESIA</w:t>
             </w:r>
           </w:p>
           <w:p>
@@ -38,7 +38,7 @@
                 <w:color w:val="C7D2E0"/>
                 <w:sz w:val="19"/>
               </w:rPr>
-              <w:t>In technical partnership with the Institute of Technology Bandung</w:t>
+              <w:t>Manufacturer of record</w:t>
             </w:r>
           </w:p>
         </w:tc>
@@ -186,7 +186,7 @@
               <w:rPr>
                 <w:sz w:val="20"/>
               </w:rPr>
-              <w:t>LGU/GLD/IECEX-CIR/2026-001</w:t>
+              <w:t>GMI/GLD/IECEX-CIR/2026-001</w:t>
             </w:r>
           </w:p>
         </w:tc>
@@ -223,7 +223,7 @@
               <w:rPr>
                 <w:sz w:val="20"/>
               </w:rPr>
-              <w:t>0.3</w:t>
+              <w:t>0.7</w:t>
             </w:r>
           </w:p>
         </w:tc>
@@ -260,7 +260,7 @@
               <w:rPr>
                 <w:sz w:val="20"/>
               </w:rPr>
-              <w:t>22 September 2026</w:t>
+              <w:t>30 September 2026</w:t>
             </w:r>
           </w:p>
         </w:tc>
@@ -392,7 +392,7 @@
                 <w:color w:val="4A4A4A"/>
                 <w:sz w:val="19"/>
               </w:rPr>
-              <w:t>Manufacturer</w:t>
+              <w:t>Applicant / Manufacturer</w:t>
             </w:r>
           </w:p>
         </w:tc>
@@ -409,80 +409,6 @@
                 <w:sz w:val="20"/>
               </w:rPr>
               <w:t>PT Galaksi Megatama Indonesia</w:t>
-            </w:r>
-          </w:p>
-        </w:tc>
-      </w:tr>
-      <w:tr>
-        <w:tc>
-          <w:tcPr>
-            <w:tcW w:w="3024" w:type="dxa"/>
-            <w:shd w:val="clear" w:color="auto" w:fill="EFEFEF"/>
-          </w:tcPr>
-          <w:p>
-            <w:pPr>
-              <w:spacing w:after="40"/>
-            </w:pPr>
-            <w:r>
-              <w:rPr>
-                <w:b/>
-                <w:color w:val="4A4A4A"/>
-                <w:sz w:val="19"/>
-              </w:rPr>
-              <w:t>Design &amp; development authority</w:t>
-            </w:r>
-          </w:p>
-        </w:tc>
-        <w:tc>
-          <w:tcPr>
-            <w:tcW w:w="6336" w:type="dxa"/>
-          </w:tcPr>
-          <w:p>
-            <w:pPr>
-              <w:spacing w:after="40"/>
-            </w:pPr>
-            <w:r>
-              <w:rPr>
-                <w:sz w:val="20"/>
-              </w:rPr>
-              <w:t>PT LAPI Ganesha Utama (LGU)</w:t>
-            </w:r>
-          </w:p>
-        </w:tc>
-      </w:tr>
-      <w:tr>
-        <w:tc>
-          <w:tcPr>
-            <w:tcW w:w="3024" w:type="dxa"/>
-            <w:shd w:val="clear" w:color="auto" w:fill="EFEFEF"/>
-          </w:tcPr>
-          <w:p>
-            <w:pPr>
-              <w:spacing w:after="40"/>
-            </w:pPr>
-            <w:r>
-              <w:rPr>
-                <w:b/>
-                <w:color w:val="4A4A4A"/>
-                <w:sz w:val="19"/>
-              </w:rPr>
-              <w:t>Technical partner</w:t>
-            </w:r>
-          </w:p>
-        </w:tc>
-        <w:tc>
-          <w:tcPr>
-            <w:tcW w:w="6336" w:type="dxa"/>
-          </w:tcPr>
-          <w:p>
-            <w:pPr>
-              <w:spacing w:after="40"/>
-            </w:pPr>
-            <w:r>
-              <w:rPr>
-                <w:sz w:val="20"/>
-              </w:rPr>
-              <w:t>Institute of Technology Bandung</w:t>
             </w:r>
           </w:p>
         </w:tc>
@@ -720,46 +646,46 @@
               <w:rPr>
                 <w:sz w:val="19"/>
               </w:rPr>
+              <w:t>0.2</w:t>
+            </w:r>
+          </w:p>
+        </w:tc>
+        <w:tc>
+          <w:tcPr>
+            <w:tcW w:w="1872" w:type="dxa"/>
+          </w:tcPr>
+          <w:p>
+            <w:pPr>
+              <w:spacing w:after="40"/>
+            </w:pPr>
+            <w:r>
+              <w:rPr>
+                <w:sz w:val="19"/>
+              </w:rPr>
+              <w:t>22 September 2026</w:t>
+            </w:r>
+          </w:p>
+        </w:tc>
+        <w:tc>
+          <w:tcPr>
+            <w:tcW w:w="6192" w:type="dxa"/>
+          </w:tcPr>
+          <w:p>
+            <w:pPr>
+              <w:spacing w:after="40"/>
+            </w:pPr>
+            <w:r>
+              <w:rPr>
+                <w:sz w:val="19"/>
+              </w:rPr>
+              <w:t xml:space="preserve">Total weight corrected to 2.3 kg; IP rating confirmed as IP66; operating humidity confirmed as 10–90% RH non-condensing; cable gland confirmed as </w:t>
+            </w:r>
+            <w:r>
+              <w:rPr>
+                <w:sz w:val="19"/>
+              </w:rPr>
               <w:lastRenderedPageBreak/>
-              <w:t>0.2</w:t>
-            </w:r>
-          </w:p>
-        </w:tc>
-        <w:tc>
-          <w:tcPr>
-            <w:tcW w:w="1872" w:type="dxa"/>
-          </w:tcPr>
-          <w:p>
-            <w:pPr>
-              <w:spacing w:after="40"/>
-            </w:pPr>
-            <w:r>
-              <w:rPr>
-                <w:sz w:val="19"/>
-              </w:rPr>
-              <w:t>22 September 2026</w:t>
-            </w:r>
-          </w:p>
-        </w:tc>
-        <w:tc>
-          <w:tcPr>
-            <w:tcW w:w="6192" w:type="dxa"/>
-          </w:tcPr>
-          <w:p>
-            <w:pPr>
-              <w:spacing w:after="40"/>
-            </w:pPr>
-            <w:r>
-              <w:rPr>
-                <w:sz w:val="19"/>
-              </w:rPr>
-              <w:t>Total weight corrected to 2.3 kg; IP rating confirmed as IP66; operating humidity confirmed as 10–90% RH non-condensing; cable gland confirmed as M20×1.5 (IP66-rated) — all raised to Final (Section 2.3). Power consumption rounded to 8 W. Removed the ambiguous “no plastic or PVC” parenthetical from the product description (Section 2.1) and generalized “L-bracket” to “bracket” in that same narrative sentence (the dimensioned bracket/U-bolt specification in Section 2.3 is unaffected). “GLD V2 (Version 2)” simp</w:t>
-            </w:r>
-            <w:r>
-              <w:rPr>
-                <w:sz w:val="19"/>
-              </w:rPr>
-              <w:t>lified to “GLD V2”. Layout fix: kept the Section 2.6.b BOM paragraph together across the page break.</w:t>
+              <w:t>M20×1.5 (IP66-rated) — all raised to Final (Section 2.3). Power consumption rounded to 8 W. Removed the ambiguous “no plastic or PVC” parenthetical from the product description (Section 2.1) and generalized “L-bracket” to “bracket” in that same narrative sentence (the dimensioned bracket/U-bolt specification in Section 2.3 is unaffected). “GLD V2 (Version 2)” simplified to “GLD V2”. Layout fix: kept the Section 2.6.b BOM paragraph together across the page break.</w:t>
             </w:r>
           </w:p>
         </w:tc>
@@ -777,6 +703,7 @@
               <w:rPr>
                 <w:sz w:val="19"/>
               </w:rPr>
+              <w:lastRenderedPageBreak/>
               <w:t>0.3</w:t>
             </w:r>
           </w:p>
@@ -810,6 +737,206 @@
                 <w:sz w:val="19"/>
               </w:rPr>
               <w:t>“Bracket”/“L-bracket” terminology corrected throughout to “U-bolt mounting plate” (Sections 2.1, 2.3, 2.6.a), matching the actual CAD drawing (a flat 250×250 mm plate secured by 2× U-bolts — not an angled/L-shaped bracket).</w:t>
+            </w:r>
+          </w:p>
+        </w:tc>
+      </w:tr>
+      <w:tr>
+        <w:tc>
+          <w:tcPr>
+            <w:tcW w:w="1296" w:type="dxa"/>
+          </w:tcPr>
+          <w:p>
+            <w:pPr>
+              <w:spacing w:after="40"/>
+            </w:pPr>
+            <w:r>
+              <w:rPr>
+                <w:sz w:val="19"/>
+              </w:rPr>
+              <w:t>0.4</w:t>
+            </w:r>
+          </w:p>
+        </w:tc>
+        <w:tc>
+          <w:tcPr>
+            <w:tcW w:w="1872" w:type="dxa"/>
+          </w:tcPr>
+          <w:p>
+            <w:pPr>
+              <w:spacing w:after="40"/>
+            </w:pPr>
+            <w:r>
+              <w:rPr>
+                <w:sz w:val="19"/>
+              </w:rPr>
+              <w:t>24 September 2026</w:t>
+            </w:r>
+          </w:p>
+        </w:tc>
+        <w:tc>
+          <w:tcPr>
+            <w:tcW w:w="6192" w:type="dxa"/>
+          </w:tcPr>
+          <w:p>
+            <w:pPr>
+              <w:spacing w:after="40"/>
+            </w:pPr>
+            <w:r>
+              <w:rPr>
+                <w:sz w:val="19"/>
+              </w:rPr>
+              <w:t>Total weight, operating temperature, and operating humidity (Section 2.3) updated to 2.378 kg, −20°C to +60°C, and 5–95% RH respectively, per current project specification data.</w:t>
+            </w:r>
+          </w:p>
+        </w:tc>
+      </w:tr>
+      <w:tr>
+        <w:tc>
+          <w:tcPr>
+            <w:tcW w:w="1296" w:type="dxa"/>
+          </w:tcPr>
+          <w:p>
+            <w:pPr>
+              <w:spacing w:after="40"/>
+            </w:pPr>
+            <w:r>
+              <w:rPr>
+                <w:sz w:val="19"/>
+              </w:rPr>
+              <w:t>0.5</w:t>
+            </w:r>
+          </w:p>
+        </w:tc>
+        <w:tc>
+          <w:tcPr>
+            <w:tcW w:w="1872" w:type="dxa"/>
+          </w:tcPr>
+          <w:p>
+            <w:pPr>
+              <w:spacing w:after="40"/>
+            </w:pPr>
+            <w:r>
+              <w:rPr>
+                <w:sz w:val="19"/>
+              </w:rPr>
+              <w:t>28 September 2026</w:t>
+            </w:r>
+          </w:p>
+        </w:tc>
+        <w:tc>
+          <w:tcPr>
+            <w:tcW w:w="6192" w:type="dxa"/>
+          </w:tcPr>
+          <w:p>
+            <w:pPr>
+              <w:spacing w:after="40"/>
+            </w:pPr>
+            <w:r>
+              <w:rPr>
+                <w:sz w:val="19"/>
+              </w:rPr>
+              <w:t>Type of protection narrowed to a single team recommendation, Ex d (flameproof enclosure), in Section 2.5 — selected over Ex e and Ex i based on the existing ADC12 die-cast enclosure with a stainless-steel mesh flame path and the MQ-sensor heaters' continuous, unregulated power draw. Section 2.6.e updated accordingly. Still an internal recommendation, not an ExCB decision.</w:t>
+            </w:r>
+          </w:p>
+        </w:tc>
+      </w:tr>
+      <w:tr>
+        <w:tc>
+          <w:tcPr>
+            <w:tcW w:w="1296" w:type="dxa"/>
+          </w:tcPr>
+          <w:p>
+            <w:pPr>
+              <w:spacing w:after="40"/>
+            </w:pPr>
+            <w:r>
+              <w:rPr>
+                <w:sz w:val="19"/>
+              </w:rPr>
+              <w:t>0.6</w:t>
+            </w:r>
+          </w:p>
+        </w:tc>
+        <w:tc>
+          <w:tcPr>
+            <w:tcW w:w="1872" w:type="dxa"/>
+          </w:tcPr>
+          <w:p>
+            <w:pPr>
+              <w:spacing w:after="40"/>
+            </w:pPr>
+            <w:r>
+              <w:rPr>
+                <w:sz w:val="19"/>
+              </w:rPr>
+              <w:t>28 September 2026</w:t>
+            </w:r>
+          </w:p>
+        </w:tc>
+        <w:tc>
+          <w:tcPr>
+            <w:tcW w:w="6192" w:type="dxa"/>
+          </w:tcPr>
+          <w:p>
+            <w:pPr>
+              <w:spacing w:after="40"/>
+            </w:pPr>
+            <w:r>
+              <w:rPr>
+                <w:sz w:val="19"/>
+              </w:rPr>
+              <w:t>Applicant/Manufacturer identity simplified to a single entity, PT Galaksi Megatama Indonesia (document number prefix changed to GMI/...). The separate “design and development authority” and “technical partner” entries were removed (letterhead, Document Control, Sections 1.2, 1.4).</w:t>
+            </w:r>
+          </w:p>
+        </w:tc>
+      </w:tr>
+      <w:tr>
+        <w:tc>
+          <w:tcPr>
+            <w:tcW w:w="1296" w:type="dxa"/>
+          </w:tcPr>
+          <w:p>
+            <w:pPr>
+              <w:spacing w:after="40"/>
+            </w:pPr>
+            <w:r>
+              <w:rPr>
+                <w:sz w:val="19"/>
+              </w:rPr>
+              <w:t>0.7</w:t>
+            </w:r>
+          </w:p>
+        </w:tc>
+        <w:tc>
+          <w:tcPr>
+            <w:tcW w:w="1872" w:type="dxa"/>
+          </w:tcPr>
+          <w:p>
+            <w:pPr>
+              <w:spacing w:after="40"/>
+            </w:pPr>
+            <w:r>
+              <w:rPr>
+                <w:sz w:val="19"/>
+              </w:rPr>
+              <w:t>30 September 2026</w:t>
+            </w:r>
+          </w:p>
+        </w:tc>
+        <w:tc>
+          <w:tcPr>
+            <w:tcW w:w="6192" w:type="dxa"/>
+          </w:tcPr>
+          <w:p>
+            <w:pPr>
+              <w:spacing w:after="40"/>
+            </w:pPr>
+            <w:r>
+              <w:rPr>
+                <w:sz w:val="19"/>
+              </w:rPr>
+              <w:t>Section 2.6.f populated with a preliminary internal surface-temperature measurement (normal, maximum-load and fan-stalled conditions), extrapolated to +60°C ambient: highest value ≈114°C against an effective T4 limit of 130°C. Status raised to Partially available; open measurement items listed.</w:t>
             </w:r>
           </w:p>
         </w:tc>
@@ -853,7 +980,7 @@
       <w:r>
         <w:fldChar w:fldCharType="separate"/>
       </w:r>
-      <w:hyperlink w:anchor="_Toc240982769" w:history="1">
+      <w:hyperlink w:anchor="_Toc241668811" w:history="1">
         <w:r>
           <w:rPr>
             <w:rStyle w:val="Hyperlink"/>
@@ -880,7 +1007,7 @@
             <w:noProof/>
             <w:webHidden/>
           </w:rPr>
-          <w:instrText xml:space="preserve"> PAGEREF _Toc240982769 \h </w:instrText>
+          <w:instrText xml:space="preserve"> PAGEREF _Toc241668811 \h </w:instrText>
         </w:r>
         <w:r>
           <w:rPr>
@@ -921,7 +1048,7 @@
           <w:noProof/>
         </w:rPr>
       </w:pPr>
-      <w:hyperlink w:anchor="_Toc240982770" w:history="1">
+      <w:hyperlink w:anchor="_Toc241668812" w:history="1">
         <w:r>
           <w:rPr>
             <w:rStyle w:val="Hyperlink"/>
@@ -948,7 +1075,7 @@
             <w:noProof/>
             <w:webHidden/>
           </w:rPr>
-          <w:instrText xml:space="preserve"> PAGEREF _Toc240982770 \h </w:instrText>
+          <w:instrText xml:space="preserve"> PAGEREF _Toc241668812 \h </w:instrText>
         </w:r>
         <w:r>
           <w:rPr>
@@ -989,7 +1116,7 @@
           <w:noProof/>
         </w:rPr>
       </w:pPr>
-      <w:hyperlink w:anchor="_Toc240982771" w:history="1">
+      <w:hyperlink w:anchor="_Toc241668813" w:history="1">
         <w:r>
           <w:rPr>
             <w:rStyle w:val="Hyperlink"/>
@@ -1016,7 +1143,7 @@
             <w:noProof/>
             <w:webHidden/>
           </w:rPr>
-          <w:instrText xml:space="preserve"> PAGEREF _Toc240982771 \h </w:instrText>
+          <w:instrText xml:space="preserve"> PAGEREF _Toc241668813 \h </w:instrText>
         </w:r>
         <w:r>
           <w:rPr>
@@ -1057,7 +1184,7 @@
           <w:noProof/>
         </w:rPr>
       </w:pPr>
-      <w:hyperlink w:anchor="_Toc240982772" w:history="1">
+      <w:hyperlink w:anchor="_Toc241668814" w:history="1">
         <w:r>
           <w:rPr>
             <w:rStyle w:val="Hyperlink"/>
@@ -1084,7 +1211,7 @@
             <w:noProof/>
             <w:webHidden/>
           </w:rPr>
-          <w:instrText xml:space="preserve"> PAGEREF _Toc240982772 \h </w:instrText>
+          <w:instrText xml:space="preserve"> PAGEREF _Toc241668814 \h </w:instrText>
         </w:r>
         <w:r>
           <w:rPr>
@@ -1125,7 +1252,7 @@
           <w:noProof/>
         </w:rPr>
       </w:pPr>
-      <w:hyperlink w:anchor="_Toc240982773" w:history="1">
+      <w:hyperlink w:anchor="_Toc241668815" w:history="1">
         <w:r>
           <w:rPr>
             <w:rStyle w:val="Hyperlink"/>
@@ -1152,7 +1279,7 @@
             <w:noProof/>
             <w:webHidden/>
           </w:rPr>
-          <w:instrText xml:space="preserve"> PAGEREF _Toc240982773 \h </w:instrText>
+          <w:instrText xml:space="preserve"> PAGEREF _Toc241668815 \h </w:instrText>
         </w:r>
         <w:r>
           <w:rPr>
@@ -1193,7 +1320,7 @@
           <w:noProof/>
         </w:rPr>
       </w:pPr>
-      <w:hyperlink w:anchor="_Toc240982774" w:history="1">
+      <w:hyperlink w:anchor="_Toc241668816" w:history="1">
         <w:r>
           <w:rPr>
             <w:rStyle w:val="Hyperlink"/>
@@ -1220,7 +1347,7 @@
             <w:noProof/>
             <w:webHidden/>
           </w:rPr>
-          <w:instrText xml:space="preserve"> PAGEREF _Toc240982774 \h </w:instrText>
+          <w:instrText xml:space="preserve"> PAGEREF _Toc241668816 \h </w:instrText>
         </w:r>
         <w:r>
           <w:rPr>
@@ -1261,7 +1388,7 @@
           <w:noProof/>
         </w:rPr>
       </w:pPr>
-      <w:hyperlink w:anchor="_Toc240982775" w:history="1">
+      <w:hyperlink w:anchor="_Toc241668817" w:history="1">
         <w:r>
           <w:rPr>
             <w:rStyle w:val="Hyperlink"/>
@@ -1288,7 +1415,7 @@
             <w:noProof/>
             <w:webHidden/>
           </w:rPr>
-          <w:instrText xml:space="preserve"> PAGEREF _Toc240982775 \h </w:instrText>
+          <w:instrText xml:space="preserve"> PAGEREF _Toc241668817 \h </w:instrText>
         </w:r>
         <w:r>
           <w:rPr>
@@ -1329,7 +1456,7 @@
           <w:noProof/>
         </w:rPr>
       </w:pPr>
-      <w:hyperlink w:anchor="_Toc240982776" w:history="1">
+      <w:hyperlink w:anchor="_Toc241668818" w:history="1">
         <w:r>
           <w:rPr>
             <w:rStyle w:val="Hyperlink"/>
@@ -1356,7 +1483,7 @@
             <w:noProof/>
             <w:webHidden/>
           </w:rPr>
-          <w:instrText xml:space="preserve"> PAGEREF _Toc240982776 \h </w:instrText>
+          <w:instrText xml:space="preserve"> PAGEREF _Toc241668818 \h </w:instrText>
         </w:r>
         <w:r>
           <w:rPr>
@@ -1397,7 +1524,7 @@
           <w:noProof/>
         </w:rPr>
       </w:pPr>
-      <w:hyperlink w:anchor="_Toc240982777" w:history="1">
+      <w:hyperlink w:anchor="_Toc241668819" w:history="1">
         <w:r>
           <w:rPr>
             <w:rStyle w:val="Hyperlink"/>
@@ -1424,7 +1551,7 @@
             <w:noProof/>
             <w:webHidden/>
           </w:rPr>
-          <w:instrText xml:space="preserve"> PAGEREF _Toc240982777 \h </w:instrText>
+          <w:instrText xml:space="preserve"> PAGEREF _Toc241668819 \h </w:instrText>
         </w:r>
         <w:r>
           <w:rPr>
@@ -1465,7 +1592,7 @@
           <w:noProof/>
         </w:rPr>
       </w:pPr>
-      <w:hyperlink w:anchor="_Toc240982778" w:history="1">
+      <w:hyperlink w:anchor="_Toc241668820" w:history="1">
         <w:r>
           <w:rPr>
             <w:rStyle w:val="Hyperlink"/>
@@ -1492,7 +1619,7 @@
             <w:noProof/>
             <w:webHidden/>
           </w:rPr>
-          <w:instrText xml:space="preserve"> PAGEREF _Toc240982778 \h </w:instrText>
+          <w:instrText xml:space="preserve"> PAGEREF _Toc241668820 \h </w:instrText>
         </w:r>
         <w:r>
           <w:rPr>
@@ -1533,7 +1660,7 @@
           <w:noProof/>
         </w:rPr>
       </w:pPr>
-      <w:hyperlink w:anchor="_Toc240982779" w:history="1">
+      <w:hyperlink w:anchor="_Toc241668821" w:history="1">
         <w:r>
           <w:rPr>
             <w:rStyle w:val="Hyperlink"/>
@@ -1560,7 +1687,7 @@
             <w:noProof/>
             <w:webHidden/>
           </w:rPr>
-          <w:instrText xml:space="preserve"> PAGEREF _Toc240982779 \h </w:instrText>
+          <w:instrText xml:space="preserve"> PAGEREF _Toc241668821 \h </w:instrText>
         </w:r>
         <w:r>
           <w:rPr>
@@ -1601,7 +1728,7 @@
           <w:noProof/>
         </w:rPr>
       </w:pPr>
-      <w:hyperlink w:anchor="_Toc240982780" w:history="1">
+      <w:hyperlink w:anchor="_Toc241668822" w:history="1">
         <w:r>
           <w:rPr>
             <w:rStyle w:val="Hyperlink"/>
@@ -1628,7 +1755,7 @@
             <w:noProof/>
             <w:webHidden/>
           </w:rPr>
-          <w:instrText xml:space="preserve"> PAGEREF _Toc240982780 \h </w:instrText>
+          <w:instrText xml:space="preserve"> PAGEREF _Toc241668822 \h </w:instrText>
         </w:r>
         <w:r>
           <w:rPr>
@@ -1669,7 +1796,7 @@
           <w:noProof/>
         </w:rPr>
       </w:pPr>
-      <w:hyperlink w:anchor="_Toc240982781" w:history="1">
+      <w:hyperlink w:anchor="_Toc241668823" w:history="1">
         <w:r>
           <w:rPr>
             <w:rStyle w:val="Hyperlink"/>
@@ -1696,7 +1823,7 @@
             <w:noProof/>
             <w:webHidden/>
           </w:rPr>
-          <w:instrText xml:space="preserve"> PAGEREF _Toc240982781 \h </w:instrText>
+          <w:instrText xml:space="preserve"> PAGEREF _Toc241668823 \h </w:instrText>
         </w:r>
         <w:r>
           <w:rPr>
@@ -1737,7 +1864,7 @@
           <w:noProof/>
         </w:rPr>
       </w:pPr>
-      <w:hyperlink w:anchor="_Toc240982782" w:history="1">
+      <w:hyperlink w:anchor="_Toc241668824" w:history="1">
         <w:r>
           <w:rPr>
             <w:rStyle w:val="Hyperlink"/>
@@ -1764,7 +1891,7 @@
             <w:noProof/>
             <w:webHidden/>
           </w:rPr>
-          <w:instrText xml:space="preserve"> PAGEREF _Toc240982782 \h </w:instrText>
+          <w:instrText xml:space="preserve"> PAGEREF _Toc241668824 \h </w:instrText>
         </w:r>
         <w:r>
           <w:rPr>
@@ -1805,7 +1932,7 @@
           <w:noProof/>
         </w:rPr>
       </w:pPr>
-      <w:hyperlink w:anchor="_Toc240982783" w:history="1">
+      <w:hyperlink w:anchor="_Toc241668825" w:history="1">
         <w:r>
           <w:rPr>
             <w:rStyle w:val="Hyperlink"/>
@@ -1832,7 +1959,7 @@
             <w:noProof/>
             <w:webHidden/>
           </w:rPr>
-          <w:instrText xml:space="preserve"> PAGEREF _Toc240982783 \h </w:instrText>
+          <w:instrText xml:space="preserve"> PAGEREF _Toc241668825 \h </w:instrText>
         </w:r>
         <w:r>
           <w:rPr>
@@ -1873,7 +2000,7 @@
           <w:noProof/>
         </w:rPr>
       </w:pPr>
-      <w:hyperlink w:anchor="_Toc240982784" w:history="1">
+      <w:hyperlink w:anchor="_Toc241668826" w:history="1">
         <w:r>
           <w:rPr>
             <w:rStyle w:val="Hyperlink"/>
@@ -1900,7 +2027,7 @@
             <w:noProof/>
             <w:webHidden/>
           </w:rPr>
-          <w:instrText xml:space="preserve"> PAGEREF _Toc240982784 \h </w:instrText>
+          <w:instrText xml:space="preserve"> PAGEREF _Toc241668826 \h </w:instrText>
         </w:r>
         <w:r>
           <w:rPr>
@@ -1945,7 +2072,7 @@
       <w:pPr>
         <w:pStyle w:val="Heading1"/>
       </w:pPr>
-      <w:bookmarkStart w:id="0" w:name="_Toc240982769"/>
+      <w:bookmarkStart w:id="0" w:name="_Toc241668811"/>
       <w:r>
         <w:lastRenderedPageBreak/>
         <w:t>1. Basic Information (Application and Organization)</w:t>
@@ -1966,7 +2093,7 @@
       <w:pPr>
         <w:pStyle w:val="Heading2"/>
       </w:pPr>
-      <w:bookmarkStart w:id="1" w:name="_Toc240982770"/>
+      <w:bookmarkStart w:id="1" w:name="_Toc241668812"/>
       <w:r>
         <w:t>1.1 · Application Form</w:t>
       </w:r>
@@ -2002,7 +2129,7 @@
       <w:pPr>
         <w:pStyle w:val="Heading2"/>
       </w:pPr>
-      <w:bookmarkStart w:id="2" w:name="_Toc240982771"/>
+      <w:bookmarkStart w:id="2" w:name="_Toc241668813"/>
       <w:r>
         <w:t>1.2 · Manufacturer's Business License / Company Registration Certificate</w:t>
       </w:r>
@@ -2010,7 +2137,7 @@
     </w:p>
     <w:p>
       <w:r>
-        <w:t>The Manufacturer named in this application is PT Galaksi Megatama Indonesia, which holds the Indonesian industrial manufacturing business license (NIB) relevant to fabricating the equipment. PT LAPI Ganesha Utama (LGU) is the design and development authority responsible for the electronics, firmware, and system engineering of the GLD, working with the Institute of Technology Bandung as technical partner.</w:t>
+        <w:t>The Applicant and Manufacturer named in this application is PT Galaksi Megatama Indonesia, which holds the Indonesian industrial manufacturing business license (NIB) relevant to fabricating the equipment.</w:t>
       </w:r>
     </w:p>
     <w:tbl>
@@ -2394,7 +2521,7 @@
       <w:pPr>
         <w:pStyle w:val="Heading2"/>
       </w:pPr>
-      <w:bookmarkStart w:id="3" w:name="_Toc240982772"/>
+      <w:bookmarkStart w:id="3" w:name="_Toc241668814"/>
       <w:r>
         <w:t>1.3 · Manufacturer's Organizational Chart and Contact Information</w:t>
       </w:r>
@@ -2602,7 +2729,7 @@
       <w:pPr>
         <w:pStyle w:val="Heading2"/>
       </w:pPr>
-      <w:bookmarkStart w:id="4" w:name="_Toc240982773"/>
+      <w:bookmarkStart w:id="4" w:name="_Toc241668815"/>
       <w:r>
         <w:t>1.4 · Address of Manufacturing Plant and Brief Introduction of Production Facilities</w:t>
       </w:r>
@@ -2794,7 +2921,7 @@
               <w:rPr>
                 <w:sz w:val="19"/>
               </w:rPr>
-              <w:t>Electronics design/assembly (LGU)</w:t>
+              <w:t>Electronics design/assembly</w:t>
             </w:r>
           </w:p>
         </w:tc>
@@ -2846,7 +2973,7 @@
       <w:pPr>
         <w:pStyle w:val="Heading2"/>
       </w:pPr>
-      <w:bookmarkStart w:id="5" w:name="_Toc240982774"/>
+      <w:bookmarkStart w:id="5" w:name="_Toc241668816"/>
       <w:r>
         <w:t>1.5 · ISO 9001 Certificate, Quality Manual, and Directory of Procedure Documents (for QAR/QAN review)</w:t>
       </w:r>
@@ -2887,7 +3014,7 @@
       <w:pPr>
         <w:pStyle w:val="Heading1"/>
       </w:pPr>
-      <w:bookmarkStart w:id="6" w:name="_Toc240982775"/>
+      <w:bookmarkStart w:id="6" w:name="_Toc241668817"/>
       <w:r>
         <w:lastRenderedPageBreak/>
         <w:t>2. Technical Documentation</w:t>
@@ -2898,7 +3025,7 @@
       <w:pPr>
         <w:pStyle w:val="Heading2"/>
       </w:pPr>
-      <w:bookmarkStart w:id="7" w:name="_Toc240982776"/>
+      <w:bookmarkStart w:id="7" w:name="_Toc241668818"/>
       <w:r>
         <w:t>2.1 · Detailed Product Description</w:t>
       </w:r>
@@ -2919,7 +3046,10 @@
     </w:p>
     <w:p>
       <w:r>
-        <w:t>The enclosure is designed for hazardous-area deployment at refinery sites, using metal materials (aluminum alloy — ADC12 die-cast grade — and stainless steel) and mounted via a U-bolt mounting plate to existing structures without drilling or welding. The current production power configuration is continuous 24 VDC, supplied via an AC/DC adapter (220 VAC/50 Hz → 24 VDC) connected to the site electrical supply.</w:t>
+        <w:t>The enclosure is designed for hazardous-area deployment at refinery sites, using metal materials (aluminum alloy — ADC12 die-cast grade — and stainless steel) and mounted via a U-bolt mounting plate to existing structures without drilling or welding. The current production power configuration is continuous 24 VDC, supplied via an AC/DC adapter (220 VAC/50 Hz → 24 VDC) connected to the site electrical supply. The Node Sensor (GLD) itself receives only 24 VDC at its terminal and never carries 220 VAC internal</w:t>
+      </w:r>
+      <w:r>
+        <w:t>ly — the AC/DC adapter is a separate, site-supplied device outside the physical boundary of the certified unit.</w:t>
       </w:r>
     </w:p>
     <w:tbl>
@@ -2970,7 +3100,7 @@
       <w:pPr>
         <w:pStyle w:val="Heading2"/>
       </w:pPr>
-      <w:bookmarkStart w:id="8" w:name="_Toc240982777"/>
+      <w:bookmarkStart w:id="8" w:name="_Toc241668819"/>
       <w:r>
         <w:t>2.2 · Product Name, Model, and Specification List</w:t>
       </w:r>
@@ -3157,80 +3287,6 @@
               <w:rPr>
                 <w:sz w:val="19"/>
               </w:rPr>
-              <w:t>Design &amp; development authority</w:t>
-            </w:r>
-          </w:p>
-        </w:tc>
-        <w:tc>
-          <w:tcPr>
-            <w:tcW w:w="6048" w:type="dxa"/>
-          </w:tcPr>
-          <w:p>
-            <w:pPr>
-              <w:spacing w:after="40"/>
-            </w:pPr>
-            <w:r>
-              <w:rPr>
-                <w:sz w:val="19"/>
-              </w:rPr>
-              <w:t>PT LAPI Ganesha Utama (LGU)</w:t>
-            </w:r>
-          </w:p>
-        </w:tc>
-      </w:tr>
-      <w:tr>
-        <w:trPr>
-          <w:jc w:val="center"/>
-        </w:trPr>
-        <w:tc>
-          <w:tcPr>
-            <w:tcW w:w="3312" w:type="dxa"/>
-          </w:tcPr>
-          <w:p>
-            <w:pPr>
-              <w:spacing w:after="40"/>
-            </w:pPr>
-            <w:r>
-              <w:rPr>
-                <w:sz w:val="19"/>
-              </w:rPr>
-              <w:t>Technical development partner</w:t>
-            </w:r>
-          </w:p>
-        </w:tc>
-        <w:tc>
-          <w:tcPr>
-            <w:tcW w:w="6048" w:type="dxa"/>
-          </w:tcPr>
-          <w:p>
-            <w:pPr>
-              <w:spacing w:after="40"/>
-            </w:pPr>
-            <w:r>
-              <w:rPr>
-                <w:sz w:val="19"/>
-              </w:rPr>
-              <w:t>Institute of Technology Bandung — IoT Laboratory &amp; Physics Laboratory</w:t>
-            </w:r>
-          </w:p>
-        </w:tc>
-      </w:tr>
-      <w:tr>
-        <w:trPr>
-          <w:jc w:val="center"/>
-        </w:trPr>
-        <w:tc>
-          <w:tcPr>
-            <w:tcW w:w="3312" w:type="dxa"/>
-          </w:tcPr>
-          <w:p>
-            <w:pPr>
-              <w:spacing w:after="40"/>
-            </w:pPr>
-            <w:r>
-              <w:rPr>
-                <w:sz w:val="19"/>
-              </w:rPr>
               <w:t>Program owner</w:t>
             </w:r>
           </w:p>
@@ -3447,7 +3503,7 @@
       <w:pPr>
         <w:pStyle w:val="Heading2"/>
       </w:pPr>
-      <w:bookmarkStart w:id="9" w:name="_Toc240982778"/>
+      <w:bookmarkStart w:id="9" w:name="_Toc241668820"/>
       <w:r>
         <w:lastRenderedPageBreak/>
         <w:t>2.3 · Complete and Clear Functional Description and Technical Parameters (Electrical, Mechanical, etc.)</w:t>
@@ -4292,7 +4348,7 @@
               <w:rPr>
                 <w:sz w:val="19"/>
               </w:rPr>
-              <w:t>2.3 kg</w:t>
+              <w:t>2.378 kg</w:t>
             </w:r>
           </w:p>
         </w:tc>
@@ -4617,7 +4673,7 @@
               <w:rPr>
                 <w:sz w:val="19"/>
               </w:rPr>
-              <w:t>40°C to +85°C (ambient)</w:t>
+              <w:t>20°C to +60°C (ambient)</w:t>
             </w:r>
           </w:p>
         </w:tc>
@@ -4670,7 +4726,7 @@
               <w:rPr>
                 <w:sz w:val="19"/>
               </w:rPr>
-              <w:t>10–90% RH, non-condensing</w:t>
+              <w:t>5–95% RH, non-condensing</w:t>
             </w:r>
           </w:p>
         </w:tc>
@@ -4686,7 +4742,7 @@
               <w:rPr>
                 <w:sz w:val="19"/>
               </w:rPr>
-              <w:t>Final (see note below)</w:t>
+              <w:t>Final (project-confirmed)</w:t>
             </w:r>
           </w:p>
         </w:tc>
@@ -4781,14 +4837,14 @@
                 <w:color w:val="4A4A4A"/>
                 <w:sz w:val="20"/>
               </w:rPr>
-              <w:t>Caveat on cable gland and humidity range. Cable gland: M20×1.5 matches the thread size used on the BP18-1Z reference drawing from the same casing manufacturer (Section 2.6.a) and is a standard, IP66-rated gland size well suited to a 2-conductor cable with ≈0.75 mm conductors — selected by engineering judgment from that reference, not from an independent gland datasheet or fit test on GLD's own enclosure. Humidity range: 10–90% RH non-condensing is a standard industrial-electronics rating, matched to the ran</w:t>
+              <w:t>Caveat on cable gland. M20×1.5 matches the thread size used on the BP18-1Z reference drawing from the same casing manufacturer (Section 2.6.a) and is a standard, IP66-rated gland size well suited to a 2-conductor cable with ≈0.75 mm conductors — selected by engineering judgment from that reference, not from an independent gland datasheet or fit test on GLD's own enclosure. This should be confirmed by test/fit-check before formal ExCB submission. The operating temperature and humidity ranges above are curren</w:t>
             </w:r>
             <w:r>
               <w:rPr>
                 <w:color w:val="4A4A4A"/>
                 <w:sz w:val="20"/>
               </w:rPr>
-              <w:t>ge specified by a comparable certified diffusion-type gas detector (New Cosmos KD-12/KD-12R, cited in the companion Instruction_Manual_GLD, Section 13) — it has not been independently measured or tested for GLD. Both should be confirmed by test/fit-check before formal ExCB submission.</w:t>
+              <w:t>t project-specification values (24 Sep 2026), not yet documented against a calibrated test record.</w:t>
             </w:r>
           </w:p>
         </w:tc>
@@ -5047,7 +5103,7 @@
       <w:pPr>
         <w:pStyle w:val="Heading2"/>
       </w:pPr>
-      <w:bookmarkStart w:id="10" w:name="_Toc240982779"/>
+      <w:bookmarkStart w:id="10" w:name="_Toc241668821"/>
       <w:r>
         <w:t>2.4 · Clear Product Photos (Overall and Key Components)</w:t>
       </w:r>
@@ -5068,7 +5124,7 @@
         </w:rPr>
         <w:lastRenderedPageBreak/>
         <w:drawing>
-          <wp:inline distT="0" distB="0" distL="0" distR="0" wp14:anchorId="7CCAF2ED" wp14:editId="10D657E6">
+          <wp:inline distT="0" distB="0" distL="0" distR="0" wp14:anchorId="351F9AD1" wp14:editId="1883136D">
             <wp:extent cx="1987074" cy="3291840"/>
             <wp:effectExtent l="0" t="0" r="0" b="0"/>
             <wp:docPr id="1" name="Picture 1"/>
@@ -5127,7 +5183,7 @@
           <w:noProof/>
         </w:rPr>
         <w:drawing>
-          <wp:inline distT="0" distB="0" distL="0" distR="0" wp14:anchorId="09F6D851" wp14:editId="5DD55305">
+          <wp:inline distT="0" distB="0" distL="0" distR="0" wp14:anchorId="778D0BB8" wp14:editId="79078ADA">
             <wp:extent cx="2468880" cy="3291840"/>
             <wp:effectExtent l="0" t="0" r="0" b="0"/>
             <wp:docPr id="2" name="Picture 2"/>
@@ -5181,7 +5237,7 @@
       <w:pPr>
         <w:pStyle w:val="Heading2"/>
       </w:pPr>
-      <w:bookmarkStart w:id="11" w:name="_Toc240982780"/>
+      <w:bookmarkStart w:id="11" w:name="_Toc241668822"/>
       <w:r>
         <w:t>2.5 · Description of Intended Use and Installation Environment</w:t>
       </w:r>
@@ -5368,7 +5424,7 @@
               <w:rPr>
                 <w:sz w:val="19"/>
               </w:rPr>
-              <w:t>Target — hot-spot verification outstanding (Section 2.6.f)</w:t>
+              <w:t>Target — preliminary internal measurement supports it (Section 2.6.f); formal verification outstanding</w:t>
             </w:r>
           </w:p>
         </w:tc>
@@ -5458,7 +5514,7 @@
               <w:rPr>
                 <w:sz w:val="19"/>
               </w:rPr>
-              <w:t>Not yet selected — Ex d, Ex e, and Ex i under evaluation</w:t>
+              <w:t>Ex d — flameproof enclosure</w:t>
             </w:r>
           </w:p>
         </w:tc>
@@ -5474,7 +5530,7 @@
               <w:rPr>
                 <w:sz w:val="19"/>
               </w:rPr>
-              <w:t>Open</w:t>
+              <w:t>Internal recommendation, not an ExCB decision</w:t>
             </w:r>
           </w:p>
         </w:tc>
@@ -5484,6 +5540,22 @@
       <w:pPr>
         <w:spacing w:after="120"/>
       </w:pPr>
+    </w:p>
+    <w:p>
+      <w:r>
+        <w:rPr>
+          <w:i/>
+          <w:sz w:val="19"/>
+        </w:rPr>
+        <w:t>Type of protection selected over Ex e and Ex i based on the existing enclosure design: a die-cast aluminum (ADC12) housing with a stainless-steel mesh cover over the sensing element, functioning as a flame path/flame arrestor — the same pattern used by the three comparable certified gas detectors reviewed as references (all Ex d). Ex i was set aside because the MQ-series sensor heaters draw continuous power (≈0.75 W each) directly from an unregulated 24 VDC supply rather than through certified current-limit</w:t>
+      </w:r>
+      <w:r>
+        <w:rPr>
+          <w:i/>
+          <w:sz w:val="19"/>
+        </w:rPr>
+        <w:t>ing barriers, difficult to reconcile with intrinsically-safe energy limits for Group IIC.</w:t>
+      </w:r>
     </w:p>
     <w:p>
       <w:r>
@@ -5498,7 +5570,7 @@
       <w:pPr>
         <w:pStyle w:val="Heading2"/>
       </w:pPr>
-      <w:bookmarkStart w:id="12" w:name="_Toc240982781"/>
+      <w:bookmarkStart w:id="12" w:name="_Toc241668823"/>
       <w:r>
         <w:t>2.6 · Design and Manufacturing Information</w:t>
       </w:r>
@@ -5525,8 +5597,9 @@
         <w:rPr>
           <w:noProof/>
         </w:rPr>
+        <w:lastRenderedPageBreak/>
         <w:drawing>
-          <wp:inline distT="0" distB="0" distL="0" distR="0" wp14:anchorId="5BDEDE7A" wp14:editId="1009CB3C">
+          <wp:inline distT="0" distB="0" distL="0" distR="0" wp14:anchorId="3166B486" wp14:editId="4C283EBD">
             <wp:extent cx="5486400" cy="3657600"/>
             <wp:effectExtent l="0" t="0" r="0" b="0"/>
             <wp:docPr id="3" name="Picture 3"/>
@@ -5584,9 +5657,8 @@
         <w:rPr>
           <w:noProof/>
         </w:rPr>
-        <w:lastRenderedPageBreak/>
         <w:drawing>
-          <wp:inline distT="0" distB="0" distL="0" distR="0" wp14:anchorId="62C67943" wp14:editId="7326EF94">
+          <wp:inline distT="0" distB="0" distL="0" distR="0" wp14:anchorId="3EFBAC21" wp14:editId="5807552A">
             <wp:extent cx="4188616" cy="4206240"/>
             <wp:effectExtent l="0" t="0" r="0" b="0"/>
             <wp:docPr id="4" name="Picture 4"/>
@@ -5638,6 +5710,7 @@
     </w:p>
     <w:p>
       <w:r>
+        <w:lastRenderedPageBreak/>
         <w:t>A dimensioned mechanical drawing exists for the enclosure's external envelope and mounting hardware, drafted from a solid CAD model (STEP format, millimeter units):</w:t>
       </w:r>
     </w:p>
@@ -5649,9 +5722,8 @@
         <w:rPr>
           <w:noProof/>
         </w:rPr>
-        <w:lastRenderedPageBreak/>
         <w:drawing>
-          <wp:inline distT="0" distB="0" distL="0" distR="0" wp14:anchorId="37C204B7" wp14:editId="293BB560">
+          <wp:inline distT="0" distB="0" distL="0" distR="0" wp14:anchorId="2C5B0AAB" wp14:editId="3BB516DE">
             <wp:extent cx="5669280" cy="3847707"/>
             <wp:effectExtent l="0" t="0" r="0" b="0"/>
             <wp:docPr id="5" name="Picture 5"/>
@@ -5715,7 +5787,7 @@
           <w:noProof/>
         </w:rPr>
         <w:drawing>
-          <wp:inline distT="0" distB="0" distL="0" distR="0" wp14:anchorId="72A9F5FE" wp14:editId="7D4F1478">
+          <wp:inline distT="0" distB="0" distL="0" distR="0" wp14:anchorId="2D3B06D6" wp14:editId="4C81FE75">
             <wp:extent cx="5669280" cy="3188136"/>
             <wp:effectExtent l="0" t="0" r="0" b="0"/>
             <wp:docPr id="6" name="Picture 6"/>
@@ -5762,12 +5834,12 @@
           <w:color w:val="4A4A4A"/>
           <w:sz w:val="17"/>
         </w:rPr>
+        <w:lastRenderedPageBreak/>
         <w:t>“GLD ATEX CASE v3” dimensioned drawing sheet (Farhan Budiman, 8 Sep 2026) — internal contingency/alternate enclosure design, not the confirmed production enclosure.</w:t>
       </w:r>
     </w:p>
     <w:p>
       <w:r>
-        <w:lastRenderedPageBreak/>
         <w:t>A candidate junction-box/terminal sub-component drawing has also been received via the casing partner's supply chain (Chinese enclosure-component manufacturer):</w:t>
       </w:r>
     </w:p>
@@ -5780,7 +5852,7 @@
           <w:noProof/>
         </w:rPr>
         <w:drawing>
-          <wp:inline distT="0" distB="0" distL="0" distR="0" wp14:anchorId="5DD141E4" wp14:editId="3FD9C33C">
+          <wp:inline distT="0" distB="0" distL="0" distR="0" wp14:anchorId="320BA99E" wp14:editId="0476E772">
             <wp:extent cx="5486400" cy="3875980"/>
             <wp:effectExtent l="0" t="0" r="0" b="0"/>
             <wp:docPr id="7" name="Picture 7"/>
@@ -6174,6 +6246,22 @@
       </w:r>
     </w:p>
     <w:p>
+      <w:r>
+        <w:t>Per IEC 60079-0:2017, once GLD's specific non-metallic components are identified the applicable requirements are: a Comparative Tracking Index (CTI) class per Table 5/6 appropriate to the equipment's creepage/clearance design; a glow-wire or needle-flame flame-retardancy result per §26.4–26.5; a glass-transition temperature (Tg) safely outside the confirmed −20°C to +60°C ambient operating range (Section 2.3); and UV/weathering-resistance data for any component exposed outdoors. These thresholds are cited f</w:t>
+      </w:r>
+      <w:r>
+        <w:t>rom the standard itself and have not yet been matched against actual component datasheets.</w:t>
+      </w:r>
+    </w:p>
+    <w:p>
+      <w:r>
+        <w:t>Non-metallic components in the design that this item will need to cover: the cover-to-body sealing gasket providing the IP66 rating (Section 2.3 — identified as a rubber gasket in the casing partner's assembly drawing, specific compound/grade not yet specified); the integral seal of the candidate M20×1.5 cable gland — per project direction, specified together with the gland itself from the BP18-1Z reference (Section 2.3), rather than as a separately sourced component; and the antenna/SMA feedthrough insulat</w:t>
+      </w:r>
+      <w:r>
+        <w:t>or (material not yet specified). The protective mesh cover over the gas-sensing element is now identified as a stainless-steel wire mesh in the same assembly drawing — being metallic, it falls outside this specific non-metallic-materials checklist item.</w:t>
+      </w:r>
+    </w:p>
+    <w:p>
       <w:pPr>
         <w:spacing w:after="200"/>
       </w:pPr>
@@ -6191,7 +6279,7 @@
           <w:color w:val="4A4A4A"/>
           <w:sz w:val="19"/>
         </w:rPr>
-        <w:t>Not yet available, pending the enclosure design and material selection with the casing partner. Partial candidate data: the BP18-1Z reference drawing (Section 2.6.a) specifies a powder-coating surface treatment with electrostatic-safety parameters directly relevant to this item — maximum surface charge transfer &lt;10 nC and maximum surface capacitance &lt;5 pF (coating thickness ≤0.2 mm), consistent with IEC 60079-0 coating requirements — but this describes a supplier's candidate component, not a confirmed datas</w:t>
+        <w:t>Not yet available, pending the enclosure design and material selection with the casing partner — this data has been formally requested from that partner. Partial candidate data: the BP18-1Z reference drawing (Section 2.6.a) specifies a powder-coating surface treatment with electrostatic-safety parameters directly relevant to this item — maximum surface charge transfer &lt;10 nC and maximum surface capacitance &lt;5 pF (coating thickness ≤0.2 mm), consistent with IEC 60079-0 coating requirements — but this describ</w:t>
       </w:r>
       <w:r>
         <w:rPr>
@@ -6199,7 +6287,7 @@
           <w:color w:val="4A4A4A"/>
           <w:sz w:val="19"/>
         </w:rPr>
-        <w:t>heet for GLD's own enclosure finish.</w:t>
+        <w:t>es a supplier's candidate component, not a confirmed datasheet for GLD's own enclosure finish.</w:t>
       </w:r>
     </w:p>
     <w:p>
@@ -6241,12 +6329,13 @@
         <w:pStyle w:val="Heading3"/>
       </w:pPr>
       <w:r>
+        <w:lastRenderedPageBreak/>
         <w:t>2.6.e · Explosion-Protection Calculations and Explanations (if applicable)</w:t>
       </w:r>
     </w:p>
     <w:p>
       <w:r>
-        <w:t>Calculations depend on the explosion-protection concept selected (e.g., Ex d, Ex e, Ex i), which has not yet been confirmed with the ExCB, and on final enclosure geometry.</w:t>
+        <w:t>Flame-path (joint gap, length) and free-internal-volume calculations specific to Ex d (Section 2.5, team recommendation) have not yet been performed, pending final enclosure geometry and ExCB confirmation.</w:t>
       </w:r>
     </w:p>
     <w:p>
@@ -6267,7 +6356,7 @@
           <w:color w:val="4A4A4A"/>
           <w:sz w:val="19"/>
         </w:rPr>
-        <w:t>Not yet available — pending protection-concept confirmation and final enclosure design.</w:t>
+        <w:t>Not yet available — pending ExCB confirmation of the Ex d protection concept and final enclosure design.</w:t>
       </w:r>
     </w:p>
     <w:p>
@@ -6280,7 +6369,322 @@
     </w:p>
     <w:p>
       <w:r>
-        <w:t>No hottest-point temperature calculation or measurement has been performed for this product. As general context: MQ-series metal-oxide gas sensors operate using an internal heating element, a class of sensor commonly associated with published operating temperatures in the approximate 200–400°C range — however, this is a general characteristic of the sensor class, not a measured value for the specific sensor models, drive circuitry, and enclosure configuration used in this product.</w:t>
+        <w:t>A preliminary internal surface-temperature measurement has been carried out on a GLD V2 unit (eight thermocouple channels plus ambient; normal operation, maximum load, and fan stalled; 180 minutes each at approximately 24–25°C ambient). Maximum values, extrapolated to the +60°C maximum rated ambient:</w:t>
+      </w:r>
+    </w:p>
+    <w:tbl>
+      <w:tblPr>
+        <w:tblStyle w:val="TableGrid"/>
+        <w:tblW w:w="0" w:type="auto"/>
+        <w:jc w:val="center"/>
+        <w:tblLook w:val="04A0" w:firstRow="1" w:lastRow="0" w:firstColumn="1" w:lastColumn="0" w:noHBand="0" w:noVBand="1"/>
+      </w:tblPr>
+      <w:tblGrid>
+        <w:gridCol w:w="2736"/>
+        <w:gridCol w:w="2304"/>
+        <w:gridCol w:w="2160"/>
+        <w:gridCol w:w="2448"/>
+      </w:tblGrid>
+      <w:tr>
+        <w:trPr>
+          <w:jc w:val="center"/>
+        </w:trPr>
+        <w:tc>
+          <w:tcPr>
+            <w:tcW w:w="2736" w:type="dxa"/>
+            <w:shd w:val="clear" w:color="auto" w:fill="EFEFEF"/>
+          </w:tcPr>
+          <w:p>
+            <w:pPr>
+              <w:spacing w:after="40"/>
+            </w:pPr>
+            <w:r>
+              <w:rPr>
+                <w:b/>
+                <w:color w:val="4A4A4A"/>
+                <w:sz w:val="18"/>
+              </w:rPr>
+              <w:t>Condition</w:t>
+            </w:r>
+          </w:p>
+        </w:tc>
+        <w:tc>
+          <w:tcPr>
+            <w:tcW w:w="2304" w:type="dxa"/>
+            <w:shd w:val="clear" w:color="auto" w:fill="EFEFEF"/>
+          </w:tcPr>
+          <w:p>
+            <w:pPr>
+              <w:spacing w:after="40"/>
+            </w:pPr>
+            <w:r>
+              <w:rPr>
+                <w:b/>
+                <w:color w:val="4A4A4A"/>
+                <w:sz w:val="18"/>
+              </w:rPr>
+              <w:t>MQ sensor body</w:t>
+            </w:r>
+          </w:p>
+        </w:tc>
+        <w:tc>
+          <w:tcPr>
+            <w:tcW w:w="2160" w:type="dxa"/>
+            <w:shd w:val="clear" w:color="auto" w:fill="EFEFEF"/>
+          </w:tcPr>
+          <w:p>
+            <w:pPr>
+              <w:spacing w:after="40"/>
+            </w:pPr>
+            <w:r>
+              <w:rPr>
+                <w:b/>
+                <w:color w:val="4A4A4A"/>
+                <w:sz w:val="18"/>
+              </w:rPr>
+              <w:t>PCB</w:t>
+            </w:r>
+          </w:p>
+        </w:tc>
+        <w:tc>
+          <w:tcPr>
+            <w:tcW w:w="2448" w:type="dxa"/>
+            <w:shd w:val="clear" w:color="auto" w:fill="EFEFEF"/>
+          </w:tcPr>
+          <w:p>
+            <w:pPr>
+              <w:spacing w:after="40"/>
+            </w:pPr>
+            <w:r>
+              <w:rPr>
+                <w:b/>
+                <w:color w:val="4A4A4A"/>
+                <w:sz w:val="18"/>
+              </w:rPr>
+              <w:t>External enclosure</w:t>
+            </w:r>
+          </w:p>
+        </w:tc>
+      </w:tr>
+      <w:tr>
+        <w:trPr>
+          <w:jc w:val="center"/>
+        </w:trPr>
+        <w:tc>
+          <w:tcPr>
+            <w:tcW w:w="2736" w:type="dxa"/>
+          </w:tcPr>
+          <w:p>
+            <w:pPr>
+              <w:spacing w:after="40"/>
+            </w:pPr>
+            <w:r>
+              <w:rPr>
+                <w:sz w:val="19"/>
+              </w:rPr>
+              <w:t>Normal operation</w:t>
+            </w:r>
+          </w:p>
+        </w:tc>
+        <w:tc>
+          <w:tcPr>
+            <w:tcW w:w="2304" w:type="dxa"/>
+          </w:tcPr>
+          <w:p>
+            <w:pPr>
+              <w:spacing w:after="40"/>
+            </w:pPr>
+            <w:r>
+              <w:rPr>
+                <w:sz w:val="19"/>
+              </w:rPr>
+              <w:t>44.2 → ≈79°C</w:t>
+            </w:r>
+          </w:p>
+        </w:tc>
+        <w:tc>
+          <w:tcPr>
+            <w:tcW w:w="2160" w:type="dxa"/>
+          </w:tcPr>
+          <w:p>
+            <w:pPr>
+              <w:spacing w:after="40"/>
+            </w:pPr>
+            <w:r>
+              <w:rPr>
+                <w:sz w:val="19"/>
+              </w:rPr>
+              <w:t>52.4 → ≈88°C</w:t>
+            </w:r>
+          </w:p>
+        </w:tc>
+        <w:tc>
+          <w:tcPr>
+            <w:tcW w:w="2448" w:type="dxa"/>
+          </w:tcPr>
+          <w:p>
+            <w:pPr>
+              <w:spacing w:after="40"/>
+            </w:pPr>
+            <w:r>
+              <w:rPr>
+                <w:sz w:val="19"/>
+              </w:rPr>
+              <w:t>32.1 → ≈67°C</w:t>
+            </w:r>
+          </w:p>
+        </w:tc>
+      </w:tr>
+      <w:tr>
+        <w:trPr>
+          <w:jc w:val="center"/>
+        </w:trPr>
+        <w:tc>
+          <w:tcPr>
+            <w:tcW w:w="2736" w:type="dxa"/>
+          </w:tcPr>
+          <w:p>
+            <w:pPr>
+              <w:spacing w:after="40"/>
+            </w:pPr>
+            <w:r>
+              <w:rPr>
+                <w:sz w:val="19"/>
+              </w:rPr>
+              <w:t>Maximum load</w:t>
+            </w:r>
+          </w:p>
+        </w:tc>
+        <w:tc>
+          <w:tcPr>
+            <w:tcW w:w="2304" w:type="dxa"/>
+          </w:tcPr>
+          <w:p>
+            <w:pPr>
+              <w:spacing w:after="40"/>
+            </w:pPr>
+            <w:r>
+              <w:rPr>
+                <w:sz w:val="19"/>
+              </w:rPr>
+              <w:t>55.0 → ≈91°C</w:t>
+            </w:r>
+          </w:p>
+        </w:tc>
+        <w:tc>
+          <w:tcPr>
+            <w:tcW w:w="2160" w:type="dxa"/>
+          </w:tcPr>
+          <w:p>
+            <w:pPr>
+              <w:spacing w:after="40"/>
+            </w:pPr>
+            <w:r>
+              <w:rPr>
+                <w:sz w:val="19"/>
+              </w:rPr>
+              <w:t>58.3 → ≈94°C</w:t>
+            </w:r>
+          </w:p>
+        </w:tc>
+        <w:tc>
+          <w:tcPr>
+            <w:tcW w:w="2448" w:type="dxa"/>
+          </w:tcPr>
+          <w:p>
+            <w:pPr>
+              <w:spacing w:after="40"/>
+            </w:pPr>
+            <w:r>
+              <w:rPr>
+                <w:sz w:val="19"/>
+              </w:rPr>
+              <w:t>34.8 → ≈71°C</w:t>
+            </w:r>
+          </w:p>
+        </w:tc>
+      </w:tr>
+      <w:tr>
+        <w:trPr>
+          <w:jc w:val="center"/>
+        </w:trPr>
+        <w:tc>
+          <w:tcPr>
+            <w:tcW w:w="2736" w:type="dxa"/>
+          </w:tcPr>
+          <w:p>
+            <w:pPr>
+              <w:spacing w:after="40"/>
+            </w:pPr>
+            <w:r>
+              <w:rPr>
+                <w:sz w:val="19"/>
+              </w:rPr>
+              <w:t>Fan stalled (malfunction)</w:t>
+            </w:r>
+          </w:p>
+        </w:tc>
+        <w:tc>
+          <w:tcPr>
+            <w:tcW w:w="2304" w:type="dxa"/>
+          </w:tcPr>
+          <w:p>
+            <w:pPr>
+              <w:spacing w:after="40"/>
+            </w:pPr>
+            <w:r>
+              <w:rPr>
+                <w:sz w:val="19"/>
+              </w:rPr>
+              <w:t>78.4 → ≈114°C</w:t>
+            </w:r>
+          </w:p>
+        </w:tc>
+        <w:tc>
+          <w:tcPr>
+            <w:tcW w:w="2160" w:type="dxa"/>
+          </w:tcPr>
+          <w:p>
+            <w:pPr>
+              <w:spacing w:after="40"/>
+            </w:pPr>
+            <w:r>
+              <w:rPr>
+                <w:sz w:val="19"/>
+              </w:rPr>
+              <w:t>63.4 → ≈99°C</w:t>
+            </w:r>
+          </w:p>
+        </w:tc>
+        <w:tc>
+          <w:tcPr>
+            <w:tcW w:w="2448" w:type="dxa"/>
+          </w:tcPr>
+          <w:p>
+            <w:pPr>
+              <w:spacing w:after="40"/>
+            </w:pPr>
+            <w:r>
+              <w:rPr>
+                <w:sz w:val="19"/>
+              </w:rPr>
+              <w:t>43.9 → ≈79°C</w:t>
+            </w:r>
+          </w:p>
+        </w:tc>
+      </w:tr>
+    </w:tbl>
+    <w:p>
+      <w:pPr>
+        <w:spacing w:after="120"/>
+      </w:pPr>
+    </w:p>
+    <w:p>
+      <w:r>
+        <w:t>The highest extrapolated value (≈114°C) is below the effective T4 limit of 130°C (135°C less the 5 K margin under IEC 60079-0). Under the recommended Ex d concept, the external enclosure surface (≈79°C) governs the temperature class. Open items: DC/DC converter, power inductor and MOSFET/diode not yet measured; alarm/transmit condition not measured; maximum-load PCB reading not yet at thermal equilibrium; test metadata (date, unit, thermocouple type, supply voltage) not yet recorded; confirmation at maximum</w:t>
+      </w:r>
+      <w:r>
+        <w:t xml:space="preserve"> ambient requires ExCB type testing. Full detail in the companion technical document.</w:t>
       </w:r>
     </w:p>
     <w:p>
@@ -6301,7 +6705,7 @@
           <w:color w:val="4A4A4A"/>
           <w:sz w:val="19"/>
         </w:rPr>
-        <w:t>Not yet available. A worst-case hot-spot measurement is the top-priority action required to substantiate the recommended T4 classification.</w:t>
+        <w:t>Partially available — preliminary internal measurement; indicates T4 is achievable with margin.</w:t>
       </w:r>
     </w:p>
     <w:p>
@@ -6309,7 +6713,6 @@
         <w:pStyle w:val="Heading3"/>
       </w:pPr>
       <w:r>
-        <w:lastRenderedPageBreak/>
         <w:t>2.6.g · Usage and Installation Instructions (Draft)</w:t>
       </w:r>
     </w:p>
@@ -6432,6 +6835,7 @@
         <w:rPr>
           <w:sz w:val="20"/>
         </w:rPr>
+        <w:lastRenderedPageBreak/>
         <w:t>Torque requirements: torque values shall comply with the approved enclosure, terminal, cable-gland, and blanking-plug manufacturer instructions (specific torque figures not yet available, dependent on final hardware selection).</w:t>
       </w:r>
     </w:p>
@@ -6530,7 +6934,6 @@
         <w:pStyle w:val="Heading3"/>
       </w:pPr>
       <w:r>
-        <w:lastRenderedPageBreak/>
         <w:t>2.6.i · Ex Component Certificates</w:t>
       </w:r>
     </w:p>
@@ -6569,7 +6972,7 @@
       <w:pPr>
         <w:pStyle w:val="Heading1"/>
       </w:pPr>
-      <w:bookmarkStart w:id="13" w:name="_Toc240982782"/>
+      <w:bookmarkStart w:id="13" w:name="_Toc241668824"/>
       <w:r>
         <w:lastRenderedPageBreak/>
         <w:t>3. Sample Information</w:t>
@@ -6580,7 +6983,7 @@
       <w:pPr>
         <w:pStyle w:val="Heading2"/>
       </w:pPr>
-      <w:bookmarkStart w:id="14" w:name="_Toc240982783"/>
+      <w:bookmarkStart w:id="14" w:name="_Toc241668825"/>
       <w:r>
         <w:t>3.1 · Model, Serial Number, and Status of the Sample</w:t>
       </w:r>
@@ -6616,7 +7019,7 @@
       <w:pPr>
         <w:pStyle w:val="Heading2"/>
       </w:pPr>
-      <w:bookmarkStart w:id="15" w:name="_Toc240982784"/>
+      <w:bookmarkStart w:id="15" w:name="_Toc241668826"/>
       <w:r>
         <w:t>3.2 · Necessary Test Fixtures or Auxiliary Equipment</w:t>
       </w:r>
@@ -7024,7 +7427,7 @@
           <w:color w:val="4A4A4A"/>
           <w:sz w:val="18"/>
         </w:rPr>
-        <w:t>Data sources: the official product technical datasheet (Institute of Technology Bandung, Revision 4.0), internal technical specification documentation, EMC parameter measurement data, EasyEDA/JLCPCB design exports, and PT Galaksi Megatama Indonesia's legal documents.</w:t>
+        <w:t>Data sources: the official product technical datasheet (Revision 4.0), internal technical specification documentation, EMC parameter measurement data, EasyEDA/JLCPCB design exports, and PT Galaksi Megatama Indonesia's legal documents.</w:t>
       </w:r>
     </w:p>
     <w:sectPr>
@@ -7075,7 +7478,7 @@
         <w:color w:val="4A4A4A"/>
         <w:sz w:val="16"/>
       </w:rPr>
-      <w:t>LGU/GLD/IECEX-CIR/2026-001  ·  Rev. 0.3</w:t>
+      <w:t>GMI/GLD/IECEX-CIR/2026-001  ·  Rev. 0.7</w:t>
     </w:r>
     <w:r>
       <w:rPr>
@@ -7382,31 +7785,31 @@
       </w:rPr>
     </w:lvl>
   </w:abstractNum>
-  <w:num w:numId="1" w16cid:durableId="1059210798">
+  <w:num w:numId="1" w16cid:durableId="523517702">
     <w:abstractNumId w:val="8"/>
   </w:num>
-  <w:num w:numId="2" w16cid:durableId="2107997819">
+  <w:num w:numId="2" w16cid:durableId="696587552">
     <w:abstractNumId w:val="6"/>
   </w:num>
-  <w:num w:numId="3" w16cid:durableId="1984115674">
+  <w:num w:numId="3" w16cid:durableId="247929855">
     <w:abstractNumId w:val="5"/>
   </w:num>
-  <w:num w:numId="4" w16cid:durableId="2097052422">
+  <w:num w:numId="4" w16cid:durableId="91246438">
     <w:abstractNumId w:val="4"/>
   </w:num>
-  <w:num w:numId="5" w16cid:durableId="920407334">
+  <w:num w:numId="5" w16cid:durableId="1647278592">
     <w:abstractNumId w:val="7"/>
   </w:num>
-  <w:num w:numId="6" w16cid:durableId="1950353663">
+  <w:num w:numId="6" w16cid:durableId="563416299">
     <w:abstractNumId w:val="3"/>
   </w:num>
-  <w:num w:numId="7" w16cid:durableId="1204514347">
+  <w:num w:numId="7" w16cid:durableId="917641819">
     <w:abstractNumId w:val="2"/>
   </w:num>
-  <w:num w:numId="8" w16cid:durableId="914702331">
+  <w:num w:numId="8" w16cid:durableId="691954581">
     <w:abstractNumId w:val="1"/>
   </w:num>
-  <w:num w:numId="9" w16cid:durableId="100995350">
+  <w:num w:numId="9" w16cid:durableId="1831553259">
     <w:abstractNumId w:val="0"/>
   </w:num>
 </w:numbering>
@@ -18828,7 +19231,7 @@
     <w:autoRedefine/>
     <w:uiPriority w:val="39"/>
     <w:unhideWhenUsed/>
-    <w:rsid w:val="00BC4CD3"/>
+    <w:rsid w:val="00AB3346"/>
     <w:pPr>
       <w:spacing w:after="100"/>
     </w:pPr>
@@ -18840,7 +19243,7 @@
     <w:autoRedefine/>
     <w:uiPriority w:val="39"/>
     <w:unhideWhenUsed/>
-    <w:rsid w:val="00BC4CD3"/>
+    <w:rsid w:val="00AB3346"/>
     <w:pPr>
       <w:spacing w:after="100"/>
       <w:ind w:left="210"/>
@@ -18851,7 +19254,7 @@
     <w:basedOn w:val="DefaultParagraphFont"/>
     <w:uiPriority w:val="99"/>
     <w:unhideWhenUsed/>
-    <w:rsid w:val="00BC4CD3"/>
+    <w:rsid w:val="00AB3346"/>
     <w:rPr>
       <w:color w:val="0000FF" w:themeColor="hyperlink"/>
       <w:u w:val="single"/>
